--- a/docs/tests/docx/G03-attendance-leave-tests.docx
+++ b/docs/tests/docx/G03-attendance-leave-tests.docx
@@ -19331,7 +19331,85 @@
           <w:color w:val="2E5B9E"/>
           <w:sz w:val="26"/>
         </w:rPr>
-        <w:t>Cross-Cutting: E2E, Contract, Authorization, Multi-Tenancy</w:t>
+        <w:t>v3.2 — Field-Reconciliation Additions (Config Masters, Adjustments, Revocation, Lock, Geofence/IP, Hourly Leave)</w:t>
+      </w:r>
+    </w:p>
+    <w:p>
+      <w:pPr>
+        <w:pStyle w:val="IntenseQuote"/>
+      </w:pPr>
+      <w:r>
+        <w:t xml:space="preserve">Covers the v3.2 field-reconciliation delta (BRD </w:t>
+      </w:r>
+      <w:r>
+        <w:rPr>
+          <w:rFonts w:ascii="Consolas" w:hAnsi="Consolas"/>
+          <w:sz w:val="20"/>
+        </w:rPr>
+        <w:t>## Amendments (v3.1 → v3.2)</w:t>
+      </w:r>
+      <w:r>
+        <w:t>; data model SECTIONS 13b/13c; OpenAPI v3.2 paths E32–E40). ADD-ONLY: exercises the new config masters (</w:t>
+      </w:r>
+      <w:r>
+        <w:rPr>
+          <w:rFonts w:ascii="Consolas" w:hAnsi="Consolas"/>
+          <w:sz w:val="20"/>
+        </w:rPr>
+        <w:t>leave_reasons</w:t>
+      </w:r>
+      <w:r>
+        <w:t xml:space="preserve">, </w:t>
+      </w:r>
+      <w:r>
+        <w:rPr>
+          <w:rFonts w:ascii="Consolas" w:hAnsi="Consolas"/>
+          <w:sz w:val="20"/>
+        </w:rPr>
+        <w:t>attendance_reasons</w:t>
+      </w:r>
+      <w:r>
+        <w:t xml:space="preserve">, </w:t>
+      </w:r>
+      <w:r>
+        <w:rPr>
+          <w:rFonts w:ascii="Consolas" w:hAnsi="Consolas"/>
+          <w:sz w:val="20"/>
+        </w:rPr>
+        <w:t>attendance_policies</w:t>
+      </w:r>
+      <w:r>
+        <w:t xml:space="preserve">, </w:t>
+      </w:r>
+      <w:r>
+        <w:rPr>
+          <w:rFonts w:ascii="Consolas" w:hAnsi="Consolas"/>
+          <w:sz w:val="20"/>
+        </w:rPr>
+        <w:t>overtime_policies</w:t>
+      </w:r>
+      <w:r>
+        <w:t xml:space="preserve">, </w:t>
+      </w:r>
+      <w:r>
+        <w:rPr>
+          <w:rFonts w:ascii="Consolas" w:hAnsi="Consolas"/>
+          <w:sz w:val="20"/>
+        </w:rPr>
+        <w:t>geofences</w:t>
+      </w:r>
+      <w:r>
+        <w:t xml:space="preserve">, </w:t>
+      </w:r>
+      <w:r>
+        <w:rPr>
+          <w:rFonts w:ascii="Consolas" w:hAnsi="Consolas"/>
+          <w:sz w:val="20"/>
+        </w:rPr>
+        <w:t>attendance_networks</w:t>
+      </w:r>
+      <w:r>
+        <w:t>), the balance-adjustment and leave-revocation P01 flows, the monthly attendance lock, network/IP + geofence punch governance, and hourly leave. Error assertions reuse established ERR-G03-* / bare-reason / platform wire codes only.</w:t>
       </w:r>
     </w:p>
     <w:tbl>
@@ -19423,6 +19501,2575 @@
               <w:rPr>
                 <w:sz w:val="18"/>
               </w:rPr>
+              <w:t>TC-G03-144</w:t>
+            </w:r>
+          </w:p>
+        </w:tc>
+        <w:tc>
+          <w:tcPr>
+            <w:tcW w:type="dxa" w:w="2160"/>
+          </w:tcPr>
+          <w:p>
+            <w:r>
+              <w:rPr>
+                <w:sz w:val="18"/>
+              </w:rPr>
+              <w:t>v3.2 E36 / FR-10</w:t>
+            </w:r>
+          </w:p>
+        </w:tc>
+        <w:tc>
+          <w:tcPr>
+            <w:tcW w:type="dxa" w:w="2160"/>
+          </w:tcPr>
+          <w:p>
+            <w:r>
+              <w:rPr>
+                <w:sz w:val="18"/>
+              </w:rPr>
+              <w:t>Functional</w:t>
+            </w:r>
+          </w:p>
+        </w:tc>
+        <w:tc>
+          <w:tcPr>
+            <w:tcW w:type="dxa" w:w="2160"/>
+          </w:tcPr>
+          <w:p>
+            <w:r>
+              <w:rPr>
+                <w:sz w:val="18"/>
+              </w:rPr>
+              <w:t>Configure a leave-reason master</w:t>
+            </w:r>
+          </w:p>
+        </w:tc>
+      </w:tr>
+      <w:tr>
+        <w:tc>
+          <w:tcPr>
+            <w:tcW w:type="dxa" w:w="2160"/>
+          </w:tcPr>
+          <w:p>
+            <w:r>
+              <w:rPr>
+                <w:sz w:val="18"/>
+              </w:rPr>
+              <w:t>TC-G03-145</w:t>
+            </w:r>
+          </w:p>
+        </w:tc>
+        <w:tc>
+          <w:tcPr>
+            <w:tcW w:type="dxa" w:w="2160"/>
+          </w:tcPr>
+          <w:p>
+            <w:r>
+              <w:rPr>
+                <w:sz w:val="18"/>
+              </w:rPr>
+              <w:t>v3.2 E36</w:t>
+            </w:r>
+          </w:p>
+        </w:tc>
+        <w:tc>
+          <w:tcPr>
+            <w:tcW w:type="dxa" w:w="2160"/>
+          </w:tcPr>
+          <w:p>
+            <w:r>
+              <w:rPr>
+                <w:sz w:val="18"/>
+              </w:rPr>
+              <w:t>Negative</w:t>
+            </w:r>
+          </w:p>
+        </w:tc>
+        <w:tc>
+          <w:tcPr>
+            <w:tcW w:type="dxa" w:w="2160"/>
+          </w:tcPr>
+          <w:p>
+            <w:r>
+              <w:rPr>
+                <w:sz w:val="18"/>
+              </w:rPr>
+              <w:t>Duplicate leave-reason code rejected</w:t>
+            </w:r>
+          </w:p>
+        </w:tc>
+      </w:tr>
+      <w:tr>
+        <w:tc>
+          <w:tcPr>
+            <w:tcW w:type="dxa" w:w="2160"/>
+          </w:tcPr>
+          <w:p>
+            <w:r>
+              <w:rPr>
+                <w:sz w:val="18"/>
+              </w:rPr>
+              <w:t>TC-G03-146</w:t>
+            </w:r>
+          </w:p>
+        </w:tc>
+        <w:tc>
+          <w:tcPr>
+            <w:tcW w:type="dxa" w:w="2160"/>
+          </w:tcPr>
+          <w:p>
+            <w:r>
+              <w:rPr>
+                <w:sz w:val="18"/>
+              </w:rPr>
+              <w:t>v3.2 E37 / FR-05</w:t>
+            </w:r>
+          </w:p>
+        </w:tc>
+        <w:tc>
+          <w:tcPr>
+            <w:tcW w:type="dxa" w:w="2160"/>
+          </w:tcPr>
+          <w:p>
+            <w:r>
+              <w:rPr>
+                <w:sz w:val="18"/>
+              </w:rPr>
+              <w:t>Functional</w:t>
+            </w:r>
+          </w:p>
+        </w:tc>
+        <w:tc>
+          <w:tcPr>
+            <w:tcW w:type="dxa" w:w="2160"/>
+          </w:tcPr>
+          <w:p>
+            <w:r>
+              <w:rPr>
+                <w:sz w:val="18"/>
+              </w:rPr>
+              <w:t>Configure an attendance/regularisation-reason master</w:t>
+            </w:r>
+          </w:p>
+        </w:tc>
+      </w:tr>
+      <w:tr>
+        <w:tc>
+          <w:tcPr>
+            <w:tcW w:type="dxa" w:w="2160"/>
+          </w:tcPr>
+          <w:p>
+            <w:r>
+              <w:rPr>
+                <w:sz w:val="18"/>
+              </w:rPr>
+              <w:t>TC-G03-147</w:t>
+            </w:r>
+          </w:p>
+        </w:tc>
+        <w:tc>
+          <w:tcPr>
+            <w:tcW w:type="dxa" w:w="2160"/>
+          </w:tcPr>
+          <w:p>
+            <w:r>
+              <w:rPr>
+                <w:sz w:val="18"/>
+              </w:rPr>
+              <w:t>v3.2 E37 / auth-matrix</w:t>
+            </w:r>
+          </w:p>
+        </w:tc>
+        <w:tc>
+          <w:tcPr>
+            <w:tcW w:type="dxa" w:w="2160"/>
+          </w:tcPr>
+          <w:p>
+            <w:r>
+              <w:rPr>
+                <w:sz w:val="18"/>
+              </w:rPr>
+              <w:t>Authorization</w:t>
+            </w:r>
+          </w:p>
+        </w:tc>
+        <w:tc>
+          <w:tcPr>
+            <w:tcW w:type="dxa" w:w="2160"/>
+          </w:tcPr>
+          <w:p>
+            <w:r>
+              <w:rPr>
+                <w:sz w:val="18"/>
+              </w:rPr>
+              <w:t>Employee cannot configure reason masters</w:t>
+            </w:r>
+          </w:p>
+        </w:tc>
+      </w:tr>
+      <w:tr>
+        <w:tc>
+          <w:tcPr>
+            <w:tcW w:type="dxa" w:w="2160"/>
+          </w:tcPr>
+          <w:p>
+            <w:r>
+              <w:rPr>
+                <w:sz w:val="18"/>
+              </w:rPr>
+              <w:t>TC-G03-148</w:t>
+            </w:r>
+          </w:p>
+        </w:tc>
+        <w:tc>
+          <w:tcPr>
+            <w:tcW w:type="dxa" w:w="2160"/>
+          </w:tcPr>
+          <w:p>
+            <w:r>
+              <w:rPr>
+                <w:sz w:val="18"/>
+              </w:rPr>
+              <w:t>v3.2 E38 / FR-11 AC5</w:t>
+            </w:r>
+          </w:p>
+        </w:tc>
+        <w:tc>
+          <w:tcPr>
+            <w:tcW w:type="dxa" w:w="2160"/>
+          </w:tcPr>
+          <w:p>
+            <w:r>
+              <w:rPr>
+                <w:sz w:val="18"/>
+              </w:rPr>
+              <w:t>Data-Integrity</w:t>
+            </w:r>
+          </w:p>
+        </w:tc>
+        <w:tc>
+          <w:tcPr>
+            <w:tcW w:type="dxa" w:w="2160"/>
+          </w:tcPr>
+          <w:p>
+            <w:r>
+              <w:rPr>
+                <w:sz w:val="18"/>
+              </w:rPr>
+              <w:t>Request + approve balance adjustment → one ADJUSTMENT ledger entry</w:t>
+            </w:r>
+          </w:p>
+        </w:tc>
+      </w:tr>
+      <w:tr>
+        <w:tc>
+          <w:tcPr>
+            <w:tcW w:type="dxa" w:w="2160"/>
+          </w:tcPr>
+          <w:p>
+            <w:r>
+              <w:rPr>
+                <w:sz w:val="18"/>
+              </w:rPr>
+              <w:t>TC-G03-149</w:t>
+            </w:r>
+          </w:p>
+        </w:tc>
+        <w:tc>
+          <w:tcPr>
+            <w:tcW w:type="dxa" w:w="2160"/>
+          </w:tcPr>
+          <w:p>
+            <w:r>
+              <w:rPr>
+                <w:sz w:val="18"/>
+              </w:rPr>
+              <w:t>v3.2 E38 / SoD</w:t>
+            </w:r>
+          </w:p>
+        </w:tc>
+        <w:tc>
+          <w:tcPr>
+            <w:tcW w:type="dxa" w:w="2160"/>
+          </w:tcPr>
+          <w:p>
+            <w:r>
+              <w:rPr>
+                <w:sz w:val="18"/>
+              </w:rPr>
+              <w:t>Authorization</w:t>
+            </w:r>
+          </w:p>
+        </w:tc>
+        <w:tc>
+          <w:tcPr>
+            <w:tcW w:type="dxa" w:w="2160"/>
+          </w:tcPr>
+          <w:p>
+            <w:r>
+              <w:rPr>
+                <w:sz w:val="18"/>
+              </w:rPr>
+              <w:t>Adjustment maker == checker blocked; missing reason rejected</w:t>
+            </w:r>
+          </w:p>
+        </w:tc>
+      </w:tr>
+      <w:tr>
+        <w:tc>
+          <w:tcPr>
+            <w:tcW w:type="dxa" w:w="2160"/>
+          </w:tcPr>
+          <w:p>
+            <w:r>
+              <w:rPr>
+                <w:sz w:val="18"/>
+              </w:rPr>
+              <w:t>TC-G03-150</w:t>
+            </w:r>
+          </w:p>
+        </w:tc>
+        <w:tc>
+          <w:tcPr>
+            <w:tcW w:type="dxa" w:w="2160"/>
+          </w:tcPr>
+          <w:p>
+            <w:r>
+              <w:rPr>
+                <w:sz w:val="18"/>
+              </w:rPr>
+              <w:t>v3.2 E39 / FR-13</w:t>
+            </w:r>
+          </w:p>
+        </w:tc>
+        <w:tc>
+          <w:tcPr>
+            <w:tcW w:type="dxa" w:w="2160"/>
+          </w:tcPr>
+          <w:p>
+            <w:r>
+              <w:rPr>
+                <w:sz w:val="18"/>
+              </w:rPr>
+              <w:t>State-Transition</w:t>
+            </w:r>
+          </w:p>
+        </w:tc>
+        <w:tc>
+          <w:tcPr>
+            <w:tcW w:type="dxa" w:w="2160"/>
+          </w:tcPr>
+          <w:p>
+            <w:r>
+              <w:rPr>
+                <w:sz w:val="18"/>
+              </w:rPr>
+              <w:t>Post-approval revocation of approved future leave → AVAIL_REVERSAL</w:t>
+            </w:r>
+          </w:p>
+        </w:tc>
+      </w:tr>
+      <w:tr>
+        <w:tc>
+          <w:tcPr>
+            <w:tcW w:type="dxa" w:w="2160"/>
+          </w:tcPr>
+          <w:p>
+            <w:r>
+              <w:rPr>
+                <w:sz w:val="18"/>
+              </w:rPr>
+              <w:t>TC-G03-151</w:t>
+            </w:r>
+          </w:p>
+        </w:tc>
+        <w:tc>
+          <w:tcPr>
+            <w:tcW w:type="dxa" w:w="2160"/>
+          </w:tcPr>
+          <w:p>
+            <w:r>
+              <w:rPr>
+                <w:sz w:val="18"/>
+              </w:rPr>
+              <w:t>v3.2 E39</w:t>
+            </w:r>
+          </w:p>
+        </w:tc>
+        <w:tc>
+          <w:tcPr>
+            <w:tcW w:type="dxa" w:w="2160"/>
+          </w:tcPr>
+          <w:p>
+            <w:r>
+              <w:rPr>
+                <w:sz w:val="18"/>
+              </w:rPr>
+              <w:t>Negative</w:t>
+            </w:r>
+          </w:p>
+        </w:tc>
+        <w:tc>
+          <w:tcPr>
+            <w:tcW w:type="dxa" w:w="2160"/>
+          </w:tcPr>
+          <w:p>
+            <w:r>
+              <w:rPr>
+                <w:sz w:val="18"/>
+              </w:rPr>
+              <w:t>Revoke non-approved / past-availed leave rejected</w:t>
+            </w:r>
+          </w:p>
+        </w:tc>
+      </w:tr>
+      <w:tr>
+        <w:tc>
+          <w:tcPr>
+            <w:tcW w:type="dxa" w:w="2160"/>
+          </w:tcPr>
+          <w:p>
+            <w:r>
+              <w:rPr>
+                <w:sz w:val="18"/>
+              </w:rPr>
+              <w:t>TC-G03-152</w:t>
+            </w:r>
+          </w:p>
+        </w:tc>
+        <w:tc>
+          <w:tcPr>
+            <w:tcW w:type="dxa" w:w="2160"/>
+          </w:tcPr>
+          <w:p>
+            <w:r>
+              <w:rPr>
+                <w:sz w:val="18"/>
+              </w:rPr>
+              <w:t>v3.2 E40 / R6</w:t>
+            </w:r>
+          </w:p>
+        </w:tc>
+        <w:tc>
+          <w:tcPr>
+            <w:tcW w:type="dxa" w:w="2160"/>
+          </w:tcPr>
+          <w:p>
+            <w:r>
+              <w:rPr>
+                <w:sz w:val="18"/>
+              </w:rPr>
+              <w:t>State-Transition</w:t>
+            </w:r>
+          </w:p>
+        </w:tc>
+        <w:tc>
+          <w:tcPr>
+            <w:tcW w:type="dxa" w:w="2160"/>
+          </w:tcPr>
+          <w:p>
+            <w:r>
+              <w:rPr>
+                <w:sz w:val="18"/>
+              </w:rPr>
+              <w:t>Lock an attendance month; edits in locked period blocked</w:t>
+            </w:r>
+          </w:p>
+        </w:tc>
+      </w:tr>
+      <w:tr>
+        <w:tc>
+          <w:tcPr>
+            <w:tcW w:type="dxa" w:w="2160"/>
+          </w:tcPr>
+          <w:p>
+            <w:r>
+              <w:rPr>
+                <w:sz w:val="18"/>
+              </w:rPr>
+              <w:t>TC-G03-153</w:t>
+            </w:r>
+          </w:p>
+        </w:tc>
+        <w:tc>
+          <w:tcPr>
+            <w:tcW w:type="dxa" w:w="2160"/>
+          </w:tcPr>
+          <w:p>
+            <w:r>
+              <w:rPr>
+                <w:sz w:val="18"/>
+              </w:rPr>
+              <w:t>v3.2 E40</w:t>
+            </w:r>
+          </w:p>
+        </w:tc>
+        <w:tc>
+          <w:tcPr>
+            <w:tcW w:type="dxa" w:w="2160"/>
+          </w:tcPr>
+          <w:p>
+            <w:r>
+              <w:rPr>
+                <w:sz w:val="18"/>
+              </w:rPr>
+              <w:t>Negative</w:t>
+            </w:r>
+          </w:p>
+        </w:tc>
+        <w:tc>
+          <w:tcPr>
+            <w:tcW w:type="dxa" w:w="2160"/>
+          </w:tcPr>
+          <w:p>
+            <w:r>
+              <w:rPr>
+                <w:sz w:val="18"/>
+              </w:rPr>
+              <w:t>Re-lock already-locked month rejected</w:t>
+            </w:r>
+          </w:p>
+        </w:tc>
+      </w:tr>
+      <w:tr>
+        <w:tc>
+          <w:tcPr>
+            <w:tcW w:type="dxa" w:w="2160"/>
+          </w:tcPr>
+          <w:p>
+            <w:r>
+              <w:rPr>
+                <w:sz w:val="18"/>
+              </w:rPr>
+              <w:t>TC-G03-154</w:t>
+            </w:r>
+          </w:p>
+        </w:tc>
+        <w:tc>
+          <w:tcPr>
+            <w:tcW w:type="dxa" w:w="2160"/>
+          </w:tcPr>
+          <w:p>
+            <w:r>
+              <w:rPr>
+                <w:sz w:val="18"/>
+              </w:rPr>
+              <w:t>v3.2 E34/E35 / FR-03</w:t>
+            </w:r>
+          </w:p>
+        </w:tc>
+        <w:tc>
+          <w:tcPr>
+            <w:tcW w:type="dxa" w:w="2160"/>
+          </w:tcPr>
+          <w:p>
+            <w:r>
+              <w:rPr>
+                <w:sz w:val="18"/>
+              </w:rPr>
+              <w:t>Functional</w:t>
+            </w:r>
+          </w:p>
+        </w:tc>
+        <w:tc>
+          <w:tcPr>
+            <w:tcW w:type="dxa" w:w="2160"/>
+          </w:tcPr>
+          <w:p>
+            <w:r>
+              <w:rPr>
+                <w:sz w:val="18"/>
+              </w:rPr>
+              <w:t>Punch inside geofence and allowed network accepted</w:t>
+            </w:r>
+          </w:p>
+        </w:tc>
+      </w:tr>
+      <w:tr>
+        <w:tc>
+          <w:tcPr>
+            <w:tcW w:type="dxa" w:w="2160"/>
+          </w:tcPr>
+          <w:p>
+            <w:r>
+              <w:rPr>
+                <w:sz w:val="18"/>
+              </w:rPr>
+              <w:t>TC-G03-155</w:t>
+            </w:r>
+          </w:p>
+        </w:tc>
+        <w:tc>
+          <w:tcPr>
+            <w:tcW w:type="dxa" w:w="2160"/>
+          </w:tcPr>
+          <w:p>
+            <w:r>
+              <w:rPr>
+                <w:sz w:val="18"/>
+              </w:rPr>
+              <w:t>v3.2 E34/E35 / FR-03</w:t>
+            </w:r>
+          </w:p>
+        </w:tc>
+        <w:tc>
+          <w:tcPr>
+            <w:tcW w:type="dxa" w:w="2160"/>
+          </w:tcPr>
+          <w:p>
+            <w:r>
+              <w:rPr>
+                <w:sz w:val="18"/>
+              </w:rPr>
+              <w:t>Negative</w:t>
+            </w:r>
+          </w:p>
+        </w:tc>
+        <w:tc>
+          <w:tcPr>
+            <w:tcW w:type="dxa" w:w="2160"/>
+          </w:tcPr>
+          <w:p>
+            <w:r>
+              <w:rPr>
+                <w:sz w:val="18"/>
+              </w:rPr>
+              <w:t>Punch outside geofence / outside allowed network rejected</w:t>
+            </w:r>
+          </w:p>
+        </w:tc>
+      </w:tr>
+      <w:tr>
+        <w:tc>
+          <w:tcPr>
+            <w:tcW w:type="dxa" w:w="2160"/>
+          </w:tcPr>
+          <w:p>
+            <w:r>
+              <w:rPr>
+                <w:sz w:val="18"/>
+              </w:rPr>
+              <w:t>TC-G03-156</w:t>
+            </w:r>
+          </w:p>
+        </w:tc>
+        <w:tc>
+          <w:tcPr>
+            <w:tcW w:type="dxa" w:w="2160"/>
+          </w:tcPr>
+          <w:p>
+            <w:r>
+              <w:rPr>
+                <w:sz w:val="18"/>
+              </w:rPr>
+              <w:t>v3.2 leave_types/leave_applications / FR-12</w:t>
+            </w:r>
+          </w:p>
+        </w:tc>
+        <w:tc>
+          <w:tcPr>
+            <w:tcW w:type="dxa" w:w="2160"/>
+          </w:tcPr>
+          <w:p>
+            <w:r>
+              <w:rPr>
+                <w:sz w:val="18"/>
+              </w:rPr>
+              <w:t>Functional</w:t>
+            </w:r>
+          </w:p>
+        </w:tc>
+        <w:tc>
+          <w:tcPr>
+            <w:tcW w:type="dxa" w:w="2160"/>
+          </w:tcPr>
+          <w:p>
+            <w:r>
+              <w:rPr>
+                <w:sz w:val="18"/>
+              </w:rPr>
+              <w:t>Hourly-leave application within policy</w:t>
+            </w:r>
+          </w:p>
+        </w:tc>
+      </w:tr>
+      <w:tr>
+        <w:tc>
+          <w:tcPr>
+            <w:tcW w:type="dxa" w:w="2160"/>
+          </w:tcPr>
+          <w:p>
+            <w:r>
+              <w:rPr>
+                <w:sz w:val="18"/>
+              </w:rPr>
+              <w:t>TC-G03-157</w:t>
+            </w:r>
+          </w:p>
+        </w:tc>
+        <w:tc>
+          <w:tcPr>
+            <w:tcW w:type="dxa" w:w="2160"/>
+          </w:tcPr>
+          <w:p>
+            <w:r>
+              <w:rPr>
+                <w:sz w:val="18"/>
+              </w:rPr>
+              <w:t>v3.2 leave_types</w:t>
+            </w:r>
+          </w:p>
+        </w:tc>
+        <w:tc>
+          <w:tcPr>
+            <w:tcW w:type="dxa" w:w="2160"/>
+          </w:tcPr>
+          <w:p>
+            <w:r>
+              <w:rPr>
+                <w:sz w:val="18"/>
+              </w:rPr>
+              <w:t>Negative</w:t>
+            </w:r>
+          </w:p>
+        </w:tc>
+        <w:tc>
+          <w:tcPr>
+            <w:tcW w:type="dxa" w:w="2160"/>
+          </w:tcPr>
+          <w:p>
+            <w:r>
+              <w:rPr>
+                <w:sz w:val="18"/>
+              </w:rPr>
+              <w:t>Hourly leave below min / not a valid multiple rejected</w:t>
+            </w:r>
+          </w:p>
+        </w:tc>
+      </w:tr>
+    </w:tbl>
+    <w:p/>
+    <w:p>
+      <w:r>
+        <w:rPr>
+          <w:b/>
+        </w:rPr>
+        <w:t>TC-G03-144 — Configure a leave-reason master</w:t>
+      </w:r>
+      <w:r>
+        <w:t xml:space="preserve"> · Priority: P2</w:t>
+      </w:r>
+    </w:p>
+    <w:p>
+      <w:pPr>
+        <w:pStyle w:val="ListBullet"/>
+      </w:pPr>
+      <w:r>
+        <w:t xml:space="preserve">Preconditions: </w:t>
+      </w:r>
+      <w:r>
+        <w:rPr>
+          <w:rFonts w:ascii="Consolas" w:hAnsi="Consolas"/>
+          <w:sz w:val="20"/>
+        </w:rPr>
+        <w:t>LADM</w:t>
+      </w:r>
+      <w:r>
+        <w:t xml:space="preserve"> authenticated (T1/E1).</w:t>
+      </w:r>
+    </w:p>
+    <w:p>
+      <w:pPr>
+        <w:pStyle w:val="ListBullet"/>
+      </w:pPr>
+      <w:r>
+        <w:t xml:space="preserve">Test data: </w:t>
+      </w:r>
+      <w:r>
+        <w:rPr>
+          <w:rFonts w:ascii="Consolas" w:hAnsi="Consolas"/>
+          <w:sz w:val="20"/>
+        </w:rPr>
+        <w:t>POST /atl/leave-reasons</w:t>
+      </w:r>
+      <w:r>
+        <w:t xml:space="preserve"> </w:t>
+      </w:r>
+      <w:r>
+        <w:rPr>
+          <w:rFonts w:ascii="Consolas" w:hAnsi="Consolas"/>
+          <w:sz w:val="20"/>
+        </w:rPr>
+        <w:t>{reasonCode:"MED_SELF", name:"Self medical", category:"Medical", applicableLeaveTypeIds:["EL","HPL"], docRequired:true, hrbpAutoRoute:false, autoApproveThresholdDays:2}</w:t>
+      </w:r>
+      <w:r>
+        <w:t xml:space="preserve">, </w:t>
+      </w:r>
+      <w:r>
+        <w:rPr>
+          <w:rFonts w:ascii="Consolas" w:hAnsi="Consolas"/>
+          <w:sz w:val="20"/>
+        </w:rPr>
+        <w:t>Idempotency-Key: &lt;uuid&gt;</w:t>
+      </w:r>
+      <w:r>
+        <w:t>.</w:t>
+      </w:r>
+    </w:p>
+    <w:p>
+      <w:pPr>
+        <w:pStyle w:val="ListBullet"/>
+      </w:pPr>
+      <w:r>
+        <w:t xml:space="preserve">Steps: Send request; then </w:t>
+      </w:r>
+      <w:r>
+        <w:rPr>
+          <w:rFonts w:ascii="Consolas" w:hAnsi="Consolas"/>
+          <w:sz w:val="20"/>
+        </w:rPr>
+        <w:t>GET /atl/leave-reasons?status=ACTIVE</w:t>
+      </w:r>
+      <w:r>
+        <w:t>.</w:t>
+      </w:r>
+    </w:p>
+    <w:p>
+      <w:pPr>
+        <w:pStyle w:val="ListBullet"/>
+      </w:pPr>
+      <w:r>
+        <w:t xml:space="preserve">Expected: </w:t>
+      </w:r>
+      <w:r>
+        <w:rPr>
+          <w:rFonts w:ascii="Consolas" w:hAnsi="Consolas"/>
+          <w:sz w:val="20"/>
+        </w:rPr>
+        <w:t>201</w:t>
+      </w:r>
+      <w:r>
+        <w:t xml:space="preserve">; body echoes </w:t>
+      </w:r>
+      <w:r>
+        <w:rPr>
+          <w:rFonts w:ascii="Consolas" w:hAnsi="Consolas"/>
+          <w:sz w:val="20"/>
+        </w:rPr>
+        <w:t>reasonId</w:t>
+      </w:r>
+      <w:r>
+        <w:t xml:space="preserve">, </w:t>
+      </w:r>
+      <w:r>
+        <w:rPr>
+          <w:rFonts w:ascii="Consolas" w:hAnsi="Consolas"/>
+          <w:sz w:val="20"/>
+        </w:rPr>
+        <w:t>status=ACTIVE</w:t>
+      </w:r>
+      <w:r>
+        <w:t xml:space="preserve">; </w:t>
+      </w:r>
+      <w:r>
+        <w:rPr>
+          <w:rFonts w:ascii="Consolas" w:hAnsi="Consolas"/>
+          <w:sz w:val="20"/>
+        </w:rPr>
+        <w:t>X-Correlation-Id</w:t>
+      </w:r>
+      <w:r>
+        <w:t xml:space="preserve"> header present; P05 audit row written; the reason appears in the list page and is selectable in the leave dropdown within scope.</w:t>
+      </w:r>
+    </w:p>
+    <w:p>
+      <w:r>
+        <w:rPr>
+          <w:b/>
+        </w:rPr>
+        <w:t>TC-G03-145 — Duplicate leave-reason code rejected</w:t>
+      </w:r>
+      <w:r>
+        <w:t xml:space="preserve"> · Priority: P3</w:t>
+      </w:r>
+    </w:p>
+    <w:p>
+      <w:pPr>
+        <w:pStyle w:val="ListBullet"/>
+      </w:pPr>
+      <w:r>
+        <w:t xml:space="preserve">Preconditions: </w:t>
+      </w:r>
+      <w:r>
+        <w:rPr>
+          <w:rFonts w:ascii="Consolas" w:hAnsi="Consolas"/>
+          <w:sz w:val="20"/>
+        </w:rPr>
+        <w:t>MED_SELF</w:t>
+      </w:r>
+      <w:r>
+        <w:t xml:space="preserve"> already exists (TC-G03-144).</w:t>
+      </w:r>
+    </w:p>
+    <w:p>
+      <w:pPr>
+        <w:pStyle w:val="ListBullet"/>
+      </w:pPr>
+      <w:r>
+        <w:t xml:space="preserve">Steps: </w:t>
+      </w:r>
+      <w:r>
+        <w:rPr>
+          <w:rFonts w:ascii="Consolas" w:hAnsi="Consolas"/>
+          <w:sz w:val="20"/>
+        </w:rPr>
+        <w:t>POST /atl/leave-reasons</w:t>
+      </w:r>
+      <w:r>
+        <w:t xml:space="preserve"> with </w:t>
+      </w:r>
+      <w:r>
+        <w:rPr>
+          <w:rFonts w:ascii="Consolas" w:hAnsi="Consolas"/>
+          <w:sz w:val="20"/>
+        </w:rPr>
+        <w:t>reasonCode:"MED_SELF"</w:t>
+      </w:r>
+      <w:r>
+        <w:t xml:space="preserve"> again (new Idempotency-Key).</w:t>
+      </w:r>
+    </w:p>
+    <w:p>
+      <w:pPr>
+        <w:pStyle w:val="ListBullet"/>
+      </w:pPr>
+      <w:r>
+        <w:t xml:space="preserve">Expected: </w:t>
+      </w:r>
+      <w:r>
+        <w:rPr>
+          <w:rFonts w:ascii="Consolas" w:hAnsi="Consolas"/>
+          <w:sz w:val="20"/>
+        </w:rPr>
+        <w:t>409 CONFLICT</w:t>
+      </w:r>
+      <w:r>
+        <w:t>; UNIQUE(</w:t>
+      </w:r>
+      <w:r>
+        <w:rPr>
+          <w:rFonts w:ascii="Consolas" w:hAnsi="Consolas"/>
+          <w:sz w:val="20"/>
+        </w:rPr>
+        <w:t>tenant_id</w:t>
+      </w:r>
+      <w:r>
+        <w:t>,</w:t>
+      </w:r>
+      <w:r>
+        <w:rPr>
+          <w:rFonts w:ascii="Consolas" w:hAnsi="Consolas"/>
+          <w:sz w:val="20"/>
+        </w:rPr>
+        <w:t>reason_code</w:t>
+      </w:r>
+      <w:r>
+        <w:t xml:space="preserve">) holds; no second row; </w:t>
+      </w:r>
+      <w:r>
+        <w:rPr>
+          <w:rFonts w:ascii="Consolas" w:hAnsi="Consolas"/>
+          <w:sz w:val="20"/>
+        </w:rPr>
+        <w:t>field=reasonCode</w:t>
+      </w:r>
+      <w:r>
+        <w:t>.</w:t>
+      </w:r>
+    </w:p>
+    <w:p>
+      <w:r>
+        <w:rPr>
+          <w:b/>
+        </w:rPr>
+        <w:t>TC-G03-146 — Configure an attendance-reason master</w:t>
+      </w:r>
+      <w:r>
+        <w:t xml:space="preserve"> · Priority: P2</w:t>
+      </w:r>
+    </w:p>
+    <w:p>
+      <w:pPr>
+        <w:pStyle w:val="ListBullet"/>
+      </w:pPr>
+      <w:r>
+        <w:t xml:space="preserve">Preconditions: </w:t>
+      </w:r>
+      <w:r>
+        <w:rPr>
+          <w:rFonts w:ascii="Consolas" w:hAnsi="Consolas"/>
+          <w:sz w:val="20"/>
+        </w:rPr>
+        <w:t>AADM</w:t>
+      </w:r>
+      <w:r>
+        <w:t xml:space="preserve"> authenticated.</w:t>
+      </w:r>
+    </w:p>
+    <w:p>
+      <w:pPr>
+        <w:pStyle w:val="ListBullet"/>
+      </w:pPr>
+      <w:r>
+        <w:t xml:space="preserve">Test data: </w:t>
+      </w:r>
+      <w:r>
+        <w:rPr>
+          <w:rFonts w:ascii="Consolas" w:hAnsi="Consolas"/>
+          <w:sz w:val="20"/>
+        </w:rPr>
+        <w:t>POST /atl/attendance-reasons</w:t>
+      </w:r>
+      <w:r>
+        <w:t xml:space="preserve"> </w:t>
+      </w:r>
+      <w:r>
+        <w:rPr>
+          <w:rFonts w:ascii="Consolas" w:hAnsi="Consolas"/>
+          <w:sz w:val="20"/>
+        </w:rPr>
+        <w:t>{reasonCode:"SWIPE_LOST_CARD", name:"Lost access card", category:"MISS", docRequired:false, autoApprove:false, frequencyCap:3, frequencyPeriod:"MONTH"}</w:t>
+      </w:r>
+      <w:r>
+        <w:t>.</w:t>
+      </w:r>
+    </w:p>
+    <w:p>
+      <w:pPr>
+        <w:pStyle w:val="ListBullet"/>
+      </w:pPr>
+      <w:r>
+        <w:t xml:space="preserve">Steps: POST; then </w:t>
+      </w:r>
+      <w:r>
+        <w:rPr>
+          <w:rFonts w:ascii="Consolas" w:hAnsi="Consolas"/>
+          <w:sz w:val="20"/>
+        </w:rPr>
+        <w:t>GET /atl/attendance-reasons</w:t>
+      </w:r>
+      <w:r>
+        <w:t>.</w:t>
+      </w:r>
+    </w:p>
+    <w:p>
+      <w:pPr>
+        <w:pStyle w:val="ListBullet"/>
+      </w:pPr>
+      <w:r>
+        <w:t xml:space="preserve">Expected: </w:t>
+      </w:r>
+      <w:r>
+        <w:rPr>
+          <w:rFonts w:ascii="Consolas" w:hAnsi="Consolas"/>
+          <w:sz w:val="20"/>
+        </w:rPr>
+        <w:t>201</w:t>
+      </w:r>
+      <w:r>
+        <w:t xml:space="preserve">, </w:t>
+      </w:r>
+      <w:r>
+        <w:rPr>
+          <w:rFonts w:ascii="Consolas" w:hAnsi="Consolas"/>
+          <w:sz w:val="20"/>
+        </w:rPr>
+        <w:t>status=ACTIVE</w:t>
+      </w:r>
+      <w:r>
+        <w:t xml:space="preserve">; reason available to the regularisation form; </w:t>
+      </w:r>
+      <w:r>
+        <w:rPr>
+          <w:rFonts w:ascii="Consolas" w:hAnsi="Consolas"/>
+          <w:sz w:val="20"/>
+        </w:rPr>
+        <w:t>frequencyCap</w:t>
+      </w:r>
+      <w:r>
+        <w:t>/</w:t>
+      </w:r>
+      <w:r>
+        <w:rPr>
+          <w:rFonts w:ascii="Consolas" w:hAnsi="Consolas"/>
+          <w:sz w:val="20"/>
+        </w:rPr>
+        <w:t>frequencyPeriod</w:t>
+      </w:r>
+      <w:r>
+        <w:t xml:space="preserve"> persisted; listed in the page.</w:t>
+      </w:r>
+    </w:p>
+    <w:p>
+      <w:r>
+        <w:rPr>
+          <w:b/>
+        </w:rPr>
+        <w:t>TC-G03-147 — Employee cannot configure reason masters</w:t>
+      </w:r>
+      <w:r>
+        <w:t xml:space="preserve"> · Priority: P2</w:t>
+      </w:r>
+    </w:p>
+    <w:p>
+      <w:pPr>
+        <w:pStyle w:val="ListBullet"/>
+      </w:pPr>
+      <w:r>
+        <w:t xml:space="preserve">Test data: </w:t>
+      </w:r>
+      <w:r>
+        <w:rPr>
+          <w:rFonts w:ascii="Consolas" w:hAnsi="Consolas"/>
+          <w:sz w:val="20"/>
+        </w:rPr>
+        <w:t>EMP-1001</w:t>
+      </w:r>
+      <w:r>
+        <w:t xml:space="preserve"> token → </w:t>
+      </w:r>
+      <w:r>
+        <w:rPr>
+          <w:rFonts w:ascii="Consolas" w:hAnsi="Consolas"/>
+          <w:sz w:val="20"/>
+        </w:rPr>
+        <w:t>POST /atl/leave-reasons</w:t>
+      </w:r>
+      <w:r>
+        <w:t xml:space="preserve"> and </w:t>
+      </w:r>
+      <w:r>
+        <w:rPr>
+          <w:rFonts w:ascii="Consolas" w:hAnsi="Consolas"/>
+          <w:sz w:val="20"/>
+        </w:rPr>
+        <w:t>POST /atl/attendance-reasons</w:t>
+      </w:r>
+      <w:r>
+        <w:t>.</w:t>
+      </w:r>
+    </w:p>
+    <w:p>
+      <w:pPr>
+        <w:pStyle w:val="ListBullet"/>
+      </w:pPr>
+      <w:r>
+        <w:t xml:space="preserve">Expected: </w:t>
+      </w:r>
+      <w:r>
+        <w:rPr>
+          <w:rFonts w:ascii="Consolas" w:hAnsi="Consolas"/>
+          <w:sz w:val="20"/>
+        </w:rPr>
+        <w:t>403 FORBIDDEN</w:t>
+      </w:r>
+      <w:r>
+        <w:t xml:space="preserve"> (</w:t>
+      </w:r>
+      <w:r>
+        <w:rPr>
+          <w:rFonts w:ascii="Consolas" w:hAnsi="Consolas"/>
+          <w:sz w:val="20"/>
+        </w:rPr>
+        <w:t>ERR-FORBIDDEN</w:t>
+      </w:r>
+      <w:r>
+        <w:t>); no master created; admin-config existence not leaked.</w:t>
+      </w:r>
+    </w:p>
+    <w:p>
+      <w:r>
+        <w:rPr>
+          <w:b/>
+        </w:rPr>
+        <w:t>TC-G03-148 — Request + approve balance adjustment → ledger</w:t>
+      </w:r>
+      <w:r>
+        <w:t xml:space="preserve"> · Priority: P1</w:t>
+      </w:r>
+    </w:p>
+    <w:p>
+      <w:pPr>
+        <w:pStyle w:val="ListBullet"/>
+      </w:pPr>
+      <w:r>
+        <w:t xml:space="preserve">Preconditions: EMP-1001 EL </w:t>
+      </w:r>
+      <w:r>
+        <w:rPr>
+          <w:rFonts w:ascii="Consolas" w:hAnsi="Consolas"/>
+          <w:sz w:val="20"/>
+        </w:rPr>
+        <w:t>current_balance</w:t>
+      </w:r>
+      <w:r>
+        <w:t xml:space="preserve"> known, </w:t>
+      </w:r>
+      <w:r>
+        <w:rPr>
+          <w:rFonts w:ascii="Consolas" w:hAnsi="Consolas"/>
+          <w:sz w:val="20"/>
+        </w:rPr>
+        <w:t>version=v</w:t>
+      </w:r>
+      <w:r>
+        <w:t>.</w:t>
+      </w:r>
+    </w:p>
+    <w:p>
+      <w:pPr>
+        <w:pStyle w:val="ListBullet"/>
+      </w:pPr>
+      <w:r>
+        <w:t xml:space="preserve">Test data: </w:t>
+      </w:r>
+      <w:r>
+        <w:rPr>
+          <w:rFonts w:ascii="Consolas" w:hAnsi="Consolas"/>
+          <w:sz w:val="20"/>
+        </w:rPr>
+        <w:t>LADM</w:t>
+      </w:r>
+      <w:r>
+        <w:t xml:space="preserve"> (maker) </w:t>
+      </w:r>
+      <w:r>
+        <w:rPr>
+          <w:rFonts w:ascii="Consolas" w:hAnsi="Consolas"/>
+          <w:sz w:val="20"/>
+        </w:rPr>
+        <w:t>POST /atl/leave-balance-adjustments</w:t>
+      </w:r>
+      <w:r>
+        <w:t xml:space="preserve"> </w:t>
+      </w:r>
+      <w:r>
+        <w:rPr>
+          <w:rFonts w:ascii="Consolas" w:hAnsi="Consolas"/>
+          <w:sz w:val="20"/>
+        </w:rPr>
+        <w:t>{employeeId:EMP-1001, leaveTypeId:EL, adjustmentType:"CREDIT", amountDays:2, reasonCategory:"One-time award", detailedReason:"Approved award ref TCK-991", effectiveDate:"2026-07-05"}</w:t>
+      </w:r>
+      <w:r>
+        <w:t>.</w:t>
+      </w:r>
+    </w:p>
+    <w:p>
+      <w:pPr>
+        <w:pStyle w:val="ListBullet"/>
+      </w:pPr>
+      <w:r>
+        <w:t xml:space="preserve">Steps: maker requests; </w:t>
+      </w:r>
+      <w:r>
+        <w:rPr>
+          <w:rFonts w:ascii="Consolas" w:hAnsi="Consolas"/>
+          <w:sz w:val="20"/>
+        </w:rPr>
+        <w:t>HRADM</w:t>
+      </w:r>
+      <w:r>
+        <w:t xml:space="preserve"> (checker) </w:t>
+      </w:r>
+      <w:r>
+        <w:rPr>
+          <w:rFonts w:ascii="Consolas" w:hAnsi="Consolas"/>
+          <w:sz w:val="20"/>
+        </w:rPr>
+        <w:t>POST /atl/leave-balance-adjustments/{id}/decision {decision:"APPROVE", expectedVersion:v}</w:t>
+      </w:r>
+      <w:r>
+        <w:t>.</w:t>
+      </w:r>
+    </w:p>
+    <w:p>
+      <w:pPr>
+        <w:pStyle w:val="ListBullet"/>
+      </w:pPr>
+      <w:r>
+        <w:t xml:space="preserve">Expected: request </w:t>
+      </w:r>
+      <w:r>
+        <w:rPr>
+          <w:rFonts w:ascii="Consolas" w:hAnsi="Consolas"/>
+          <w:sz w:val="20"/>
+        </w:rPr>
+        <w:t>201 SUBMITTED</w:t>
+      </w:r>
+      <w:r>
+        <w:t xml:space="preserve">; on approval </w:t>
+      </w:r>
+      <w:r>
+        <w:rPr>
+          <w:rFonts w:ascii="Consolas" w:hAnsi="Consolas"/>
+          <w:sz w:val="20"/>
+        </w:rPr>
+        <w:t>status=APPLIED</w:t>
+      </w:r>
+      <w:r>
+        <w:t xml:space="preserve">, exactly one </w:t>
+      </w:r>
+      <w:r>
+        <w:rPr>
+          <w:rFonts w:ascii="Consolas" w:hAnsi="Consolas"/>
+          <w:sz w:val="20"/>
+        </w:rPr>
+        <w:t>leave_ledger_entries</w:t>
+      </w:r>
+      <w:r>
+        <w:t xml:space="preserve"> row </w:t>
+      </w:r>
+      <w:r>
+        <w:rPr>
+          <w:rFonts w:ascii="Consolas" w:hAnsi="Consolas"/>
+          <w:sz w:val="20"/>
+        </w:rPr>
+        <w:t>entryType=ADJUSTMENT amount:+2 balanceAfter=current+2</w:t>
+      </w:r>
+      <w:r>
+        <w:t xml:space="preserve"> (append-only SSOT), </w:t>
+      </w:r>
+      <w:r>
+        <w:rPr>
+          <w:rFonts w:ascii="Consolas" w:hAnsi="Consolas"/>
+          <w:sz w:val="20"/>
+        </w:rPr>
+        <w:t>leave_balances.current_balance</w:t>
+      </w:r>
+      <w:r>
+        <w:t xml:space="preserve"> updated under optimistic lock, </w:t>
+      </w:r>
+      <w:r>
+        <w:rPr>
+          <w:rFonts w:ascii="Consolas" w:hAnsi="Consolas"/>
+          <w:sz w:val="20"/>
+        </w:rPr>
+        <w:t>version→v+1</w:t>
+      </w:r>
+      <w:r>
+        <w:t xml:space="preserve">, </w:t>
+      </w:r>
+      <w:r>
+        <w:rPr>
+          <w:rFonts w:ascii="Consolas" w:hAnsi="Consolas"/>
+          <w:sz w:val="20"/>
+        </w:rPr>
+        <w:t>resultingLedgerEntryId</w:t>
+      </w:r>
+      <w:r>
+        <w:t xml:space="preserve"> set; P05 before/after captured.</w:t>
+      </w:r>
+    </w:p>
+    <w:p>
+      <w:r>
+        <w:rPr>
+          <w:b/>
+        </w:rPr>
+        <w:t>TC-G03-149 — Adjustment SoD + missing reason</w:t>
+      </w:r>
+      <w:r>
+        <w:t xml:space="preserve"> · Priority: P1</w:t>
+      </w:r>
+    </w:p>
+    <w:p>
+      <w:pPr>
+        <w:pStyle w:val="ListBullet"/>
+      </w:pPr>
+      <w:r>
+        <w:t xml:space="preserve">Steps: (a) the maker </w:t>
+      </w:r>
+      <w:r>
+        <w:rPr>
+          <w:rFonts w:ascii="Consolas" w:hAnsi="Consolas"/>
+          <w:sz w:val="20"/>
+        </w:rPr>
+        <w:t>LADM</w:t>
+      </w:r>
+      <w:r>
+        <w:t xml:space="preserve"> attempts </w:t>
+      </w:r>
+      <w:r>
+        <w:rPr>
+          <w:rFonts w:ascii="Consolas" w:hAnsi="Consolas"/>
+          <w:sz w:val="20"/>
+        </w:rPr>
+        <w:t>POST /atl/leave-balance-adjustments/{id}/decision {decision:"APPROVE"}</w:t>
+      </w:r>
+      <w:r>
+        <w:t xml:space="preserve"> on their own request; (b) </w:t>
+      </w:r>
+      <w:r>
+        <w:rPr>
+          <w:rFonts w:ascii="Consolas" w:hAnsi="Consolas"/>
+          <w:sz w:val="20"/>
+        </w:rPr>
+        <w:t>POST /atl/leave-balance-adjustments</w:t>
+      </w:r>
+      <w:r>
+        <w:t xml:space="preserve"> omitting </w:t>
+      </w:r>
+      <w:r>
+        <w:rPr>
+          <w:rFonts w:ascii="Consolas" w:hAnsi="Consolas"/>
+          <w:sz w:val="20"/>
+        </w:rPr>
+        <w:t>detailedReason</w:t>
+      </w:r>
+      <w:r>
+        <w:t xml:space="preserve">; (c) checker approves with a stale </w:t>
+      </w:r>
+      <w:r>
+        <w:rPr>
+          <w:rFonts w:ascii="Consolas" w:hAnsi="Consolas"/>
+          <w:sz w:val="20"/>
+        </w:rPr>
+        <w:t>expectedVersion</w:t>
+      </w:r>
+      <w:r>
+        <w:t>.</w:t>
+      </w:r>
+    </w:p>
+    <w:p>
+      <w:pPr>
+        <w:pStyle w:val="ListBullet"/>
+      </w:pPr>
+      <w:r>
+        <w:t xml:space="preserve">Expected: (a) </w:t>
+      </w:r>
+      <w:r>
+        <w:rPr>
+          <w:rFonts w:ascii="Consolas" w:hAnsi="Consolas"/>
+          <w:sz w:val="20"/>
+        </w:rPr>
+        <w:t>403 FORBIDDEN</w:t>
+      </w:r>
+      <w:r>
+        <w:t xml:space="preserve"> (P02 SoD, checker ≠ maker); (b) </w:t>
+      </w:r>
+      <w:r>
+        <w:rPr>
+          <w:rFonts w:ascii="Consolas" w:hAnsi="Consolas"/>
+          <w:sz w:val="20"/>
+        </w:rPr>
+        <w:t>422 VALIDATION_FAILED</w:t>
+      </w:r>
+      <w:r>
+        <w:t xml:space="preserve">, </w:t>
+      </w:r>
+      <w:r>
+        <w:rPr>
+          <w:rFonts w:ascii="Consolas" w:hAnsi="Consolas"/>
+          <w:sz w:val="20"/>
+        </w:rPr>
+        <w:t>error.code=ERR-REASON-REQ</w:t>
+      </w:r>
+      <w:r>
+        <w:t xml:space="preserve">, </w:t>
+      </w:r>
+      <w:r>
+        <w:rPr>
+          <w:rFonts w:ascii="Consolas" w:hAnsi="Consolas"/>
+          <w:sz w:val="20"/>
+        </w:rPr>
+        <w:t>field=detailedReason</w:t>
+      </w:r>
+      <w:r>
+        <w:t xml:space="preserve">; (c) </w:t>
+      </w:r>
+      <w:r>
+        <w:rPr>
+          <w:rFonts w:ascii="Consolas" w:hAnsi="Consolas"/>
+          <w:sz w:val="20"/>
+        </w:rPr>
+        <w:t>409 CONFLICT</w:t>
+      </w:r>
+      <w:r>
+        <w:t xml:space="preserve">, </w:t>
+      </w:r>
+      <w:r>
+        <w:rPr>
+          <w:rFonts w:ascii="Consolas" w:hAnsi="Consolas"/>
+          <w:sz w:val="20"/>
+        </w:rPr>
+        <w:t>error.code=OPTIMISTIC_LOCK_CONFLICT</w:t>
+      </w:r>
+      <w:r>
+        <w:t>; no ledger entry written in any failing branch.</w:t>
+      </w:r>
+    </w:p>
+    <w:p>
+      <w:r>
+        <w:rPr>
+          <w:b/>
+        </w:rPr>
+        <w:t>TC-G03-150 — Post-approval revocation of approved future leave</w:t>
+      </w:r>
+      <w:r>
+        <w:t xml:space="preserve"> · Priority: P1</w:t>
+      </w:r>
+    </w:p>
+    <w:p>
+      <w:pPr>
+        <w:pStyle w:val="ListBullet"/>
+      </w:pPr>
+      <w:r>
+        <w:t xml:space="preserve">Preconditions: EMP-1001 APPROVED future EL (2 days), lineage </w:t>
+      </w:r>
+      <w:r>
+        <w:rPr>
+          <w:rFonts w:ascii="Consolas" w:hAnsi="Consolas"/>
+          <w:sz w:val="20"/>
+        </w:rPr>
+        <w:t>L1</w:t>
+      </w:r>
+      <w:r>
+        <w:t>, balance already debited.</w:t>
+      </w:r>
+    </w:p>
+    <w:p>
+      <w:pPr>
+        <w:pStyle w:val="ListBullet"/>
+      </w:pPr>
+      <w:r>
+        <w:t xml:space="preserve">Test data: </w:t>
+      </w:r>
+      <w:r>
+        <w:rPr>
+          <w:rFonts w:ascii="Consolas" w:hAnsi="Consolas"/>
+          <w:sz w:val="20"/>
+        </w:rPr>
+        <w:t>POST /atl/leave-revocations</w:t>
+      </w:r>
+      <w:r>
+        <w:t xml:space="preserve"> </w:t>
+      </w:r>
+      <w:r>
+        <w:rPr>
+          <w:rFonts w:ascii="Consolas" w:hAnsi="Consolas"/>
+          <w:sz w:val="20"/>
+        </w:rPr>
+        <w:t>{applicationId:&lt;L1-app&gt;, employeeId:EMP-1001, revocationType:"FULL", reasonCategory:"Employee returned early", detailedReason:"Recalled to duty 05 Jul", refundToBalance:true}</w:t>
+      </w:r>
+      <w:r>
+        <w:t>.</w:t>
+      </w:r>
+    </w:p>
+    <w:p>
+      <w:pPr>
+        <w:pStyle w:val="ListBullet"/>
+      </w:pPr>
+      <w:r>
+        <w:t xml:space="preserve">Steps: request; approver </w:t>
+      </w:r>
+      <w:r>
+        <w:rPr>
+          <w:rFonts w:ascii="Consolas" w:hAnsi="Consolas"/>
+          <w:sz w:val="20"/>
+        </w:rPr>
+        <w:t>POST /atl/leave-revocations/{id}/decision {decision:"APPROVE"}</w:t>
+      </w:r>
+      <w:r>
+        <w:t>.</w:t>
+      </w:r>
+    </w:p>
+    <w:p>
+      <w:pPr>
+        <w:pStyle w:val="ListBullet"/>
+      </w:pPr>
+      <w:r>
+        <w:t xml:space="preserve">Expected: request </w:t>
+      </w:r>
+      <w:r>
+        <w:rPr>
+          <w:rFonts w:ascii="Consolas" w:hAnsi="Consolas"/>
+          <w:sz w:val="20"/>
+        </w:rPr>
+        <w:t>201 SUBMITTED</w:t>
+      </w:r>
+      <w:r>
+        <w:t xml:space="preserve">; on approval </w:t>
+      </w:r>
+      <w:r>
+        <w:rPr>
+          <w:rFonts w:ascii="Consolas" w:hAnsi="Consolas"/>
+          <w:sz w:val="20"/>
+        </w:rPr>
+        <w:t>status=APPROVED</w:t>
+      </w:r>
+      <w:r>
+        <w:t xml:space="preserve">; ledger </w:t>
+      </w:r>
+      <w:r>
+        <w:rPr>
+          <w:rFonts w:ascii="Consolas" w:hAnsi="Consolas"/>
+          <w:sz w:val="20"/>
+        </w:rPr>
+        <w:t>AVAIL_REVERSAL</w:t>
+      </w:r>
+      <w:r>
+        <w:t xml:space="preserve"> credits the exact debited units back on the </w:t>
+      </w:r>
+      <w:r>
+        <w:rPr>
+          <w:b/>
+        </w:rPr>
+        <w:t>same</w:t>
+      </w:r>
+      <w:r>
+        <w:t xml:space="preserve"> </w:t>
+      </w:r>
+      <w:r>
+        <w:rPr>
+          <w:rFonts w:ascii="Consolas" w:hAnsi="Consolas"/>
+          <w:sz w:val="20"/>
+        </w:rPr>
+        <w:t>leave_spell_lineage_id=L1</w:t>
+      </w:r>
+      <w:r>
+        <w:t xml:space="preserve">; </w:t>
+      </w:r>
+      <w:r>
+        <w:rPr>
+          <w:rFonts w:ascii="Consolas" w:hAnsi="Consolas"/>
+          <w:sz w:val="20"/>
+        </w:rPr>
+        <w:t>resultingLedgerEntryId</w:t>
+      </w:r>
+      <w:r>
+        <w:t xml:space="preserve"> set; balance credited; recompute enqueued; if the day is in a locked period a next-period </w:t>
+      </w:r>
+      <w:r>
+        <w:rPr>
+          <w:rFonts w:ascii="Consolas" w:hAnsi="Consolas"/>
+          <w:sz w:val="20"/>
+        </w:rPr>
+        <w:t>payroll_feed_adjustments</w:t>
+      </w:r>
+      <w:r>
+        <w:t xml:space="preserve"> (</w:t>
+      </w:r>
+      <w:r>
+        <w:rPr>
+          <w:rFonts w:ascii="Consolas" w:hAnsi="Consolas"/>
+          <w:sz w:val="20"/>
+        </w:rPr>
+        <w:t>source_ref_type=LEAVE_CANCEL</w:t>
+      </w:r>
+      <w:r>
+        <w:t>) is emitted (R6).</w:t>
+      </w:r>
+    </w:p>
+    <w:p>
+      <w:r>
+        <w:rPr>
+          <w:b/>
+        </w:rPr>
+        <w:t>TC-G03-151 — Revoke non-approved / past leave rejected</w:t>
+      </w:r>
+      <w:r>
+        <w:t xml:space="preserve"> · Priority: P2</w:t>
+      </w:r>
+    </w:p>
+    <w:p>
+      <w:pPr>
+        <w:pStyle w:val="ListBullet"/>
+      </w:pPr>
+      <w:r>
+        <w:t xml:space="preserve">Test data: (a) revoke an application still </w:t>
+      </w:r>
+      <w:r>
+        <w:rPr>
+          <w:rFonts w:ascii="Consolas" w:hAnsi="Consolas"/>
+          <w:sz w:val="20"/>
+        </w:rPr>
+        <w:t>SUBMITTED</w:t>
+      </w:r>
+      <w:r>
+        <w:t xml:space="preserve"> (not approved); (b) revoke a leave whose dates are in the past/availed.</w:t>
+      </w:r>
+    </w:p>
+    <w:p>
+      <w:pPr>
+        <w:pStyle w:val="ListBullet"/>
+      </w:pPr>
+      <w:r>
+        <w:t xml:space="preserve">Expected: (a) </w:t>
+      </w:r>
+      <w:r>
+        <w:rPr>
+          <w:rFonts w:ascii="Consolas" w:hAnsi="Consolas"/>
+          <w:sz w:val="20"/>
+        </w:rPr>
+        <w:t>409 CONFLICT</w:t>
+      </w:r>
+      <w:r>
+        <w:t xml:space="preserve"> (invalid transition — only APPROVED leave is revocable); (b) </w:t>
+      </w:r>
+      <w:r>
+        <w:rPr>
+          <w:rFonts w:ascii="Consolas" w:hAnsi="Consolas"/>
+          <w:sz w:val="20"/>
+        </w:rPr>
+        <w:t>409 CONFLICT</w:t>
+      </w:r>
+      <w:r>
+        <w:t xml:space="preserve">, </w:t>
+      </w:r>
+      <w:r>
+        <w:rPr>
+          <w:rFonts w:ascii="Consolas" w:hAnsi="Consolas"/>
+          <w:sz w:val="20"/>
+        </w:rPr>
+        <w:t>error.code=CANNOT_CANCEL_PAST</w:t>
+      </w:r>
+      <w:r>
+        <w:t>; no ledger reversal in either case.</w:t>
+      </w:r>
+    </w:p>
+    <w:p>
+      <w:r>
+        <w:rPr>
+          <w:b/>
+        </w:rPr>
+        <w:t>TC-G03-152 — Lock an attendance month; edits blocked</w:t>
+      </w:r>
+      <w:r>
+        <w:t xml:space="preserve"> · Priority: P1</w:t>
+      </w:r>
+    </w:p>
+    <w:p>
+      <w:pPr>
+        <w:pStyle w:val="ListBullet"/>
+      </w:pPr>
+      <w:r>
+        <w:t xml:space="preserve">Preconditions: </w:t>
+      </w:r>
+      <w:r>
+        <w:rPr>
+          <w:rFonts w:ascii="Consolas" w:hAnsi="Consolas"/>
+          <w:sz w:val="20"/>
+        </w:rPr>
+        <w:t>AADM</w:t>
+      </w:r>
+      <w:r>
+        <w:t>/</w:t>
+      </w:r>
+      <w:r>
+        <w:rPr>
+          <w:rFonts w:ascii="Consolas" w:hAnsi="Consolas"/>
+          <w:sz w:val="20"/>
+        </w:rPr>
+        <w:t>PAYO</w:t>
+      </w:r>
+      <w:r>
+        <w:t xml:space="preserve"> for scope E1; month 2026-06 processed, status </w:t>
+      </w:r>
+      <w:r>
+        <w:rPr>
+          <w:rFonts w:ascii="Consolas" w:hAnsi="Consolas"/>
+          <w:sz w:val="20"/>
+        </w:rPr>
+        <w:t>OPEN</w:t>
+      </w:r>
+      <w:r>
+        <w:t>.</w:t>
+      </w:r>
+    </w:p>
+    <w:p>
+      <w:pPr>
+        <w:pStyle w:val="ListBullet"/>
+      </w:pPr>
+      <w:r>
+        <w:t xml:space="preserve">Test data: </w:t>
+      </w:r>
+      <w:r>
+        <w:rPr>
+          <w:rFonts w:ascii="Consolas" w:hAnsi="Consolas"/>
+          <w:sz w:val="20"/>
+        </w:rPr>
+        <w:t>POST /atl/attendance-lock-periods</w:t>
+      </w:r>
+      <w:r>
+        <w:t xml:space="preserve"> </w:t>
+      </w:r>
+      <w:r>
+        <w:rPr>
+          <w:rFonts w:ascii="Consolas" w:hAnsi="Consolas"/>
+          <w:sz w:val="20"/>
+        </w:rPr>
+        <w:t>{lockMonth:"2026-06", scopeOrgUnitId:&lt;E1-ou&gt;, resolutionMode:"MANUAL", autoTriggerPayroll:false, lockNote:"June cycle"}</w:t>
+      </w:r>
+      <w:r>
+        <w:t>.</w:t>
+      </w:r>
+    </w:p>
+    <w:p>
+      <w:pPr>
+        <w:pStyle w:val="ListBullet"/>
+      </w:pPr>
+      <w:r>
+        <w:t>Steps: lock; then attempt a roster edit / regularisation approval / leave cancel touching a 2026-06 day.</w:t>
+      </w:r>
+    </w:p>
+    <w:p>
+      <w:pPr>
+        <w:pStyle w:val="ListBullet"/>
+      </w:pPr>
+      <w:r>
+        <w:t xml:space="preserve">Expected: </w:t>
+      </w:r>
+      <w:r>
+        <w:rPr>
+          <w:rFonts w:ascii="Consolas" w:hAnsi="Consolas"/>
+          <w:sz w:val="20"/>
+        </w:rPr>
+        <w:t>201</w:t>
+      </w:r>
+      <w:r>
+        <w:t xml:space="preserve">, </w:t>
+      </w:r>
+      <w:r>
+        <w:rPr>
+          <w:rFonts w:ascii="Consolas" w:hAnsi="Consolas"/>
+          <w:sz w:val="20"/>
+        </w:rPr>
+        <w:t>status=LOCKED</w:t>
+      </w:r>
+      <w:r>
+        <w:t xml:space="preserve">, </w:t>
+      </w:r>
+      <w:r>
+        <w:rPr>
+          <w:rFonts w:ascii="Consolas" w:hAnsi="Consolas"/>
+          <w:sz w:val="20"/>
+        </w:rPr>
+        <w:t>lockedAt</w:t>
+      </w:r>
+      <w:r>
+        <w:t>/</w:t>
+      </w:r>
+      <w:r>
+        <w:rPr>
+          <w:rFonts w:ascii="Consolas" w:hAnsi="Consolas"/>
+          <w:sz w:val="20"/>
+        </w:rPr>
+        <w:t>lockedBy</w:t>
+      </w:r>
+      <w:r>
+        <w:t xml:space="preserve"> set; subsequent edits touching the locked month are refused </w:t>
+      </w:r>
+      <w:r>
+        <w:rPr>
+          <w:rFonts w:ascii="Consolas" w:hAnsi="Consolas"/>
+          <w:sz w:val="20"/>
+        </w:rPr>
+        <w:t>409 CONFLICT</w:t>
+      </w:r>
+      <w:r>
+        <w:t xml:space="preserve">, </w:t>
+      </w:r>
+      <w:r>
+        <w:rPr>
+          <w:rFonts w:ascii="Consolas" w:hAnsi="Consolas"/>
+          <w:sz w:val="20"/>
+        </w:rPr>
+        <w:t>error.code=PERIOD_LOCKED</w:t>
+      </w:r>
+      <w:r>
+        <w:t xml:space="preserve"> (or emit </w:t>
+      </w:r>
+      <w:r>
+        <w:rPr>
+          <w:rFonts w:ascii="Consolas" w:hAnsi="Consolas"/>
+          <w:sz w:val="20"/>
+        </w:rPr>
+        <w:t>LOCKED_PERIOD_ADJUSTMENT_EMITTED</w:t>
+      </w:r>
+      <w:r>
+        <w:t xml:space="preserve"> next-period per R6); the locked figures are never overwritten.</w:t>
+      </w:r>
+    </w:p>
+    <w:p>
+      <w:r>
+        <w:rPr>
+          <w:b/>
+        </w:rPr>
+        <w:t>TC-G03-153 — Re-lock already-locked month rejected</w:t>
+      </w:r>
+      <w:r>
+        <w:t xml:space="preserve"> · Priority: P1</w:t>
+      </w:r>
+    </w:p>
+    <w:p>
+      <w:pPr>
+        <w:pStyle w:val="ListBullet"/>
+      </w:pPr>
+      <w:r>
+        <w:t xml:space="preserve">Preconditions: 2026-06 already </w:t>
+      </w:r>
+      <w:r>
+        <w:rPr>
+          <w:rFonts w:ascii="Consolas" w:hAnsi="Consolas"/>
+          <w:sz w:val="20"/>
+        </w:rPr>
+        <w:t>LOCKED</w:t>
+      </w:r>
+      <w:r>
+        <w:t xml:space="preserve"> for the scope (TC-G03-152).</w:t>
+      </w:r>
+    </w:p>
+    <w:p>
+      <w:pPr>
+        <w:pStyle w:val="ListBullet"/>
+      </w:pPr>
+      <w:r>
+        <w:t xml:space="preserve">Steps: </w:t>
+      </w:r>
+      <w:r>
+        <w:rPr>
+          <w:rFonts w:ascii="Consolas" w:hAnsi="Consolas"/>
+          <w:sz w:val="20"/>
+        </w:rPr>
+        <w:t>POST /atl/attendance-lock-periods {lockMonth:"2026-06", scopeOrgUnitId:&lt;E1-ou&gt;}</w:t>
+      </w:r>
+      <w:r>
+        <w:t xml:space="preserve"> again; and </w:t>
+      </w:r>
+      <w:r>
+        <w:rPr>
+          <w:rFonts w:ascii="Consolas" w:hAnsi="Consolas"/>
+          <w:sz w:val="20"/>
+        </w:rPr>
+        <w:t>POST /atl/attendance-lock-periods/{id}/unlock {reason}</w:t>
+      </w:r>
+      <w:r>
+        <w:t xml:space="preserve"> after payroll close.</w:t>
+      </w:r>
+    </w:p>
+    <w:p>
+      <w:pPr>
+        <w:pStyle w:val="ListBullet"/>
+      </w:pPr>
+      <w:r>
+        <w:t xml:space="preserve">Expected: re-lock → </w:t>
+      </w:r>
+      <w:r>
+        <w:rPr>
+          <w:rFonts w:ascii="Consolas" w:hAnsi="Consolas"/>
+          <w:sz w:val="20"/>
+        </w:rPr>
+        <w:t>409 CONFLICT</w:t>
+      </w:r>
+      <w:r>
+        <w:t xml:space="preserve">, </w:t>
+      </w:r>
+      <w:r>
+        <w:rPr>
+          <w:rFonts w:ascii="Consolas" w:hAnsi="Consolas"/>
+          <w:sz w:val="20"/>
+        </w:rPr>
+        <w:t>error.code=PERIOD_ALREADY_LOCKED</w:t>
+      </w:r>
+      <w:r>
+        <w:t xml:space="preserve"> (UNIQUE(</w:t>
+      </w:r>
+      <w:r>
+        <w:rPr>
+          <w:rFonts w:ascii="Consolas" w:hAnsi="Consolas"/>
+          <w:sz w:val="20"/>
+        </w:rPr>
+        <w:t>tenant_id</w:t>
+      </w:r>
+      <w:r>
+        <w:t>,</w:t>
+      </w:r>
+      <w:r>
+        <w:rPr>
+          <w:rFonts w:ascii="Consolas" w:hAnsi="Consolas"/>
+          <w:sz w:val="20"/>
+        </w:rPr>
+        <w:t>lock_month</w:t>
+      </w:r>
+      <w:r>
+        <w:t>,</w:t>
+      </w:r>
+      <w:r>
+        <w:rPr>
+          <w:rFonts w:ascii="Consolas" w:hAnsi="Consolas"/>
+          <w:sz w:val="20"/>
+        </w:rPr>
+        <w:t>scope_org_unit_id</w:t>
+      </w:r>
+      <w:r>
+        <w:t xml:space="preserve">)); unlock after payroll closed → </w:t>
+      </w:r>
+      <w:r>
+        <w:rPr>
+          <w:rFonts w:ascii="Consolas" w:hAnsi="Consolas"/>
+          <w:sz w:val="20"/>
+        </w:rPr>
+        <w:t>409 CONFLICT</w:t>
+      </w:r>
+      <w:r>
+        <w:t xml:space="preserve">; a valid unlock before payroll close → </w:t>
+      </w:r>
+      <w:r>
+        <w:rPr>
+          <w:rFonts w:ascii="Consolas" w:hAnsi="Consolas"/>
+          <w:sz w:val="20"/>
+        </w:rPr>
+        <w:t>200</w:t>
+      </w:r>
+      <w:r>
+        <w:t xml:space="preserve">, </w:t>
+      </w:r>
+      <w:r>
+        <w:rPr>
+          <w:rFonts w:ascii="Consolas" w:hAnsi="Consolas"/>
+          <w:sz w:val="20"/>
+        </w:rPr>
+        <w:t>status=REOPENED</w:t>
+      </w:r>
+      <w:r>
+        <w:t xml:space="preserve"> with reason audited.</w:t>
+      </w:r>
+    </w:p>
+    <w:p>
+      <w:r>
+        <w:rPr>
+          <w:b/>
+        </w:rPr>
+        <w:t>TC-G03-154 — Punch inside geofence and allowed network</w:t>
+      </w:r>
+      <w:r>
+        <w:t xml:space="preserve"> · Priority: P2</w:t>
+      </w:r>
+    </w:p>
+    <w:p>
+      <w:pPr>
+        <w:pStyle w:val="ListBullet"/>
+      </w:pPr>
+      <w:r>
+        <w:t xml:space="preserve">Preconditions: </w:t>
+      </w:r>
+      <w:r>
+        <w:rPr>
+          <w:rFonts w:ascii="Consolas" w:hAnsi="Consolas"/>
+          <w:sz w:val="20"/>
+        </w:rPr>
+        <w:t>AADM</w:t>
+      </w:r>
+      <w:r>
+        <w:t xml:space="preserve"> creates </w:t>
+      </w:r>
+      <w:r>
+        <w:rPr>
+          <w:rFonts w:ascii="Consolas" w:hAnsi="Consolas"/>
+          <w:sz w:val="20"/>
+        </w:rPr>
+        <w:t>POST /atl/geofences {fenceCode:"GF-HQ", name:"HQ", latitude:17.4, longitude:78.4, radiusMeters:150, locationOrgUnitId:&lt;E1-ou&gt;, address:"...", maxEmployees:200}</w:t>
+      </w:r>
+      <w:r>
+        <w:t xml:space="preserve"> and </w:t>
+      </w:r>
+      <w:r>
+        <w:rPr>
+          <w:rFonts w:ascii="Consolas" w:hAnsi="Consolas"/>
+          <w:sz w:val="20"/>
+        </w:rPr>
+        <w:t>POST /atl/attendance-networks {networkCode:"IP-HQ", name:"HQ LAN", ipFrom:"10.1.0.0", ipTo:"10.1.255.255", tag:"Hyderabad Office"}</w:t>
+      </w:r>
+      <w:r>
+        <w:t>.</w:t>
+      </w:r>
+    </w:p>
+    <w:p>
+      <w:pPr>
+        <w:pStyle w:val="ListBullet"/>
+      </w:pPr>
+      <w:r>
+        <w:t xml:space="preserve">Test data: </w:t>
+      </w:r>
+      <w:r>
+        <w:rPr>
+          <w:rFonts w:ascii="Consolas" w:hAnsi="Consolas"/>
+          <w:sz w:val="20"/>
+        </w:rPr>
+        <w:t>POST /atl/punches/mobile</w:t>
+      </w:r>
+      <w:r>
+        <w:t xml:space="preserve"> for EMP-1001 with coordinates inside GF-HQ and </w:t>
+      </w:r>
+      <w:r>
+        <w:rPr>
+          <w:rFonts w:ascii="Consolas" w:hAnsi="Consolas"/>
+          <w:sz w:val="20"/>
+        </w:rPr>
+        <w:t>sourceIp:"10.1.4.20"</w:t>
+      </w:r>
+      <w:r>
+        <w:t xml:space="preserve"> (within IP-HQ), valid consent.</w:t>
+      </w:r>
+    </w:p>
+    <w:p>
+      <w:pPr>
+        <w:pStyle w:val="ListBullet"/>
+      </w:pPr>
+      <w:r>
+        <w:t xml:space="preserve">Expected: both masters </w:t>
+      </w:r>
+      <w:r>
+        <w:rPr>
+          <w:rFonts w:ascii="Consolas" w:hAnsi="Consolas"/>
+          <w:sz w:val="20"/>
+        </w:rPr>
+        <w:t>201</w:t>
+      </w:r>
+      <w:r>
+        <w:t xml:space="preserve">; punch </w:t>
+      </w:r>
+      <w:r>
+        <w:rPr>
+          <w:rFonts w:ascii="Consolas" w:hAnsi="Consolas"/>
+          <w:sz w:val="20"/>
+        </w:rPr>
+        <w:t>201</w:t>
+      </w:r>
+      <w:r>
+        <w:t xml:space="preserve"> ACCEPTED (</w:t>
+      </w:r>
+      <w:r>
+        <w:rPr>
+          <w:rFonts w:ascii="Consolas" w:hAnsi="Consolas"/>
+          <w:sz w:val="20"/>
+        </w:rPr>
+        <w:t>ingestionStatus=ACCEPTED</w:t>
+      </w:r>
+      <w:r>
+        <w:t>); network + geofence checks pass; P05 audit written.</w:t>
+      </w:r>
+    </w:p>
+    <w:p>
+      <w:r>
+        <w:rPr>
+          <w:b/>
+        </w:rPr>
+        <w:t>TC-G03-155 — Punch outside geofence / outside network rejected</w:t>
+      </w:r>
+      <w:r>
+        <w:t xml:space="preserve"> · Priority: P1</w:t>
+      </w:r>
+    </w:p>
+    <w:p>
+      <w:pPr>
+        <w:pStyle w:val="ListBullet"/>
+      </w:pPr>
+      <w:r>
+        <w:t xml:space="preserve">Test data: (a) </w:t>
+      </w:r>
+      <w:r>
+        <w:rPr>
+          <w:rFonts w:ascii="Consolas" w:hAnsi="Consolas"/>
+          <w:sz w:val="20"/>
+        </w:rPr>
+        <w:t>POST /atl/punches/mobile</w:t>
+      </w:r>
+      <w:r>
+        <w:t xml:space="preserve"> with coordinates outside GF-HQ radius; (b) same punch inside the fence but </w:t>
+      </w:r>
+      <w:r>
+        <w:rPr>
+          <w:rFonts w:ascii="Consolas" w:hAnsi="Consolas"/>
+          <w:sz w:val="20"/>
+        </w:rPr>
+        <w:t>sourceIp:"203.0.113.9"</w:t>
+      </w:r>
+      <w:r>
+        <w:t xml:space="preserve"> (outside every </w:t>
+      </w:r>
+      <w:r>
+        <w:rPr>
+          <w:rFonts w:ascii="Consolas" w:hAnsi="Consolas"/>
+          <w:sz w:val="20"/>
+        </w:rPr>
+        <w:t>attendance_networks</w:t>
+      </w:r>
+      <w:r>
+        <w:t xml:space="preserve"> range).</w:t>
+      </w:r>
+    </w:p>
+    <w:p>
+      <w:pPr>
+        <w:pStyle w:val="ListBullet"/>
+      </w:pPr>
+      <w:r>
+        <w:t xml:space="preserve">Expected: (a) </w:t>
+      </w:r>
+      <w:r>
+        <w:rPr>
+          <w:rFonts w:ascii="Consolas" w:hAnsi="Consolas"/>
+          <w:sz w:val="20"/>
+        </w:rPr>
+        <w:t>422 VALIDATION_FAILED</w:t>
+      </w:r>
+      <w:r>
+        <w:t xml:space="preserve">, </w:t>
+      </w:r>
+      <w:r>
+        <w:rPr>
+          <w:rFonts w:ascii="Consolas" w:hAnsi="Consolas"/>
+          <w:sz w:val="20"/>
+        </w:rPr>
+        <w:t>error.code=GEOFENCE_VIOLATION</w:t>
+      </w:r>
+      <w:r>
+        <w:t xml:space="preserve">, punch </w:t>
+      </w:r>
+      <w:r>
+        <w:rPr>
+          <w:rFonts w:ascii="Consolas" w:hAnsi="Consolas"/>
+          <w:sz w:val="20"/>
+        </w:rPr>
+        <w:t>REJECTED</w:t>
+      </w:r>
+      <w:r>
+        <w:t xml:space="preserve">; (b) </w:t>
+      </w:r>
+      <w:r>
+        <w:rPr>
+          <w:rFonts w:ascii="Consolas" w:hAnsi="Consolas"/>
+          <w:sz w:val="20"/>
+        </w:rPr>
+        <w:t>403 FORBIDDEN</w:t>
+      </w:r>
+      <w:r>
+        <w:t xml:space="preserve"> — capture from outside an allowed network is refused; no attendance credited for either.</w:t>
+      </w:r>
+    </w:p>
+    <w:p>
+      <w:r>
+        <w:rPr>
+          <w:b/>
+        </w:rPr>
+        <w:t>TC-G03-156 — Hourly-leave application within policy</w:t>
+      </w:r>
+      <w:r>
+        <w:t xml:space="preserve"> · Priority: P2</w:t>
+      </w:r>
+    </w:p>
+    <w:p>
+      <w:pPr>
+        <w:pStyle w:val="ListBullet"/>
+      </w:pPr>
+      <w:r>
+        <w:t xml:space="preserve">Preconditions: leave type </w:t>
+      </w:r>
+      <w:r>
+        <w:rPr>
+          <w:rFonts w:ascii="Consolas" w:hAnsi="Consolas"/>
+          <w:sz w:val="20"/>
+        </w:rPr>
+        <w:t>HRLY</w:t>
+      </w:r>
+      <w:r>
+        <w:t xml:space="preserve"> created with </w:t>
+      </w:r>
+      <w:r>
+        <w:rPr>
+          <w:rFonts w:ascii="Consolas" w:hAnsi="Consolas"/>
+          <w:sz w:val="20"/>
+        </w:rPr>
+        <w:t>isHourlyLeave:true, hoursPerDay:8, hourlyMinMinutes:60, hourlyMultipleMinutes:30, allowHourlyAcrossMidnight:false</w:t>
+      </w:r>
+      <w:r>
+        <w:t>; EMP-1001 has balance.</w:t>
+      </w:r>
+    </w:p>
+    <w:p>
+      <w:pPr>
+        <w:pStyle w:val="ListBullet"/>
+      </w:pPr>
+      <w:r>
+        <w:t xml:space="preserve">Test data: </w:t>
+      </w:r>
+      <w:r>
+        <w:rPr>
+          <w:rFonts w:ascii="Consolas" w:hAnsi="Consolas"/>
+          <w:sz w:val="20"/>
+        </w:rPr>
+        <w:t>POST /atl/leave-applications</w:t>
+      </w:r>
+      <w:r>
+        <w:t xml:space="preserve"> </w:t>
+      </w:r>
+      <w:r>
+        <w:rPr>
+          <w:rFonts w:ascii="Consolas" w:hAnsi="Consolas"/>
+          <w:sz w:val="20"/>
+        </w:rPr>
+        <w:t>{employeeId:EMP-1001, leaveTypeId:HRLY, startDate:"2026-07-14", endDate:"2026-07-14", reason:"Clinic", hourlyMinutes:120, approverNote:"Back by 2pm", days:[{leaveDate:"2026-07-14", dayPortion:"FULL", dayUnits:0.5}]}</w:t>
+      </w:r>
+      <w:r>
+        <w:t>.</w:t>
+      </w:r>
+    </w:p>
+    <w:p>
+      <w:pPr>
+        <w:pStyle w:val="ListBullet"/>
+      </w:pPr>
+      <w:r>
+        <w:t xml:space="preserve">Expected: </w:t>
+      </w:r>
+      <w:r>
+        <w:rPr>
+          <w:rFonts w:ascii="Consolas" w:hAnsi="Consolas"/>
+          <w:sz w:val="20"/>
+        </w:rPr>
+        <w:t>201</w:t>
+      </w:r>
+      <w:r>
+        <w:t xml:space="preserve">; </w:t>
+      </w:r>
+      <w:r>
+        <w:rPr>
+          <w:rFonts w:ascii="Consolas" w:hAnsi="Consolas"/>
+          <w:sz w:val="20"/>
+        </w:rPr>
+        <w:t>hourlyMinutes=120</w:t>
+      </w:r>
+      <w:r>
+        <w:t xml:space="preserve"> (≥ 60 and a multiple of 30) and </w:t>
+      </w:r>
+      <w:r>
+        <w:rPr>
+          <w:rFonts w:ascii="Consolas" w:hAnsi="Consolas"/>
+          <w:sz w:val="20"/>
+        </w:rPr>
+        <w:t>approverNote</w:t>
+      </w:r>
+      <w:r>
+        <w:t xml:space="preserve"> persisted; </w:t>
+      </w:r>
+      <w:r>
+        <w:rPr>
+          <w:rFonts w:ascii="Consolas" w:hAnsi="Consolas"/>
+          <w:sz w:val="20"/>
+        </w:rPr>
+        <w:t>total_days</w:t>
+      </w:r>
+      <w:r>
+        <w:t xml:space="preserve"> remains the debit basis (ledger debit derived from </w:t>
+      </w:r>
+      <w:r>
+        <w:rPr>
+          <w:rFonts w:ascii="Consolas" w:hAnsi="Consolas"/>
+          <w:sz w:val="20"/>
+        </w:rPr>
+        <w:t>total_days × debit_ratio</w:t>
+      </w:r>
+      <w:r>
+        <w:t>, not the minutes); reservation created as usual.</w:t>
+      </w:r>
+    </w:p>
+    <w:p>
+      <w:r>
+        <w:rPr>
+          <w:b/>
+        </w:rPr>
+        <w:t>TC-G03-157 — Hourly leave below min / invalid multiple rejected</w:t>
+      </w:r>
+      <w:r>
+        <w:t xml:space="preserve"> · Priority: P2</w:t>
+      </w:r>
+    </w:p>
+    <w:p>
+      <w:pPr>
+        <w:pStyle w:val="ListBullet"/>
+      </w:pPr>
+      <w:r>
+        <w:t xml:space="preserve">Test data: (a) </w:t>
+      </w:r>
+      <w:r>
+        <w:rPr>
+          <w:rFonts w:ascii="Consolas" w:hAnsi="Consolas"/>
+          <w:sz w:val="20"/>
+        </w:rPr>
+        <w:t>hourlyMinutes:30</w:t>
+      </w:r>
+      <w:r>
+        <w:t xml:space="preserve"> where </w:t>
+      </w:r>
+      <w:r>
+        <w:rPr>
+          <w:rFonts w:ascii="Consolas" w:hAnsi="Consolas"/>
+          <w:sz w:val="20"/>
+        </w:rPr>
+        <w:t>hourlyMinMinutes=60</w:t>
+      </w:r>
+      <w:r>
+        <w:t xml:space="preserve">; (b) </w:t>
+      </w:r>
+      <w:r>
+        <w:rPr>
+          <w:rFonts w:ascii="Consolas" w:hAnsi="Consolas"/>
+          <w:sz w:val="20"/>
+        </w:rPr>
+        <w:t>hourlyMinutes:75</w:t>
+      </w:r>
+      <w:r>
+        <w:t xml:space="preserve"> where </w:t>
+      </w:r>
+      <w:r>
+        <w:rPr>
+          <w:rFonts w:ascii="Consolas" w:hAnsi="Consolas"/>
+          <w:sz w:val="20"/>
+        </w:rPr>
+        <w:t>hourlyMultipleMinutes=30</w:t>
+      </w:r>
+      <w:r>
+        <w:t>.</w:t>
+      </w:r>
+    </w:p>
+    <w:p>
+      <w:pPr>
+        <w:pStyle w:val="ListBullet"/>
+      </w:pPr>
+      <w:r>
+        <w:t xml:space="preserve">Expected: both </w:t>
+      </w:r>
+      <w:r>
+        <w:rPr>
+          <w:rFonts w:ascii="Consolas" w:hAnsi="Consolas"/>
+          <w:sz w:val="20"/>
+        </w:rPr>
+        <w:t>422 VALIDATION_FAILED</w:t>
+      </w:r>
+      <w:r>
+        <w:t xml:space="preserve">, </w:t>
+      </w:r>
+      <w:r>
+        <w:rPr>
+          <w:rFonts w:ascii="Consolas" w:hAnsi="Consolas"/>
+          <w:sz w:val="20"/>
+        </w:rPr>
+        <w:t>field=hourlyMinutes</w:t>
+      </w:r>
+      <w:r>
+        <w:t xml:space="preserve"> (below minimum / not an allowed multiple); no application or reservation created.</w:t>
+      </w:r>
+    </w:p>
+    <w:p>
+      <w:pPr>
+        <w:pStyle w:val="Heading3"/>
+      </w:pPr>
+      <w:r>
+        <w:rPr>
+          <w:b/>
+          <w:color w:val="2E5B9E"/>
+          <w:sz w:val="26"/>
+        </w:rPr>
+        <w:t>Cross-Cutting: E2E, Contract, Authorization, Multi-Tenancy</w:t>
+      </w:r>
+    </w:p>
+    <w:tbl>
+      <w:tblPr>
+        <w:tblStyle w:val="LightGrid-Accent1"/>
+        <w:tblW w:type="auto" w:w="0"/>
+        <w:jc w:val="center"/>
+        <w:tblLook w:firstColumn="1" w:firstRow="1" w:lastColumn="0" w:lastRow="0" w:noHBand="0" w:noVBand="1" w:val="04A0"/>
+      </w:tblPr>
+      <w:tblGrid>
+        <w:gridCol w:w="2160"/>
+        <w:gridCol w:w="2160"/>
+        <w:gridCol w:w="2160"/>
+        <w:gridCol w:w="2160"/>
+      </w:tblGrid>
+      <w:tr>
+        <w:tc>
+          <w:tcPr>
+            <w:tcW w:type="dxa" w:w="2160"/>
+            <w:shd w:val="clear" w:color="auto" w:fill="DCE6F1"/>
+          </w:tcPr>
+          <w:p>
+            <w:r>
+              <w:rPr>
+                <w:b/>
+                <w:color w:val="1F3864"/>
+                <w:sz w:val="20"/>
+              </w:rPr>
+              <w:t>TC</w:t>
+            </w:r>
+          </w:p>
+        </w:tc>
+        <w:tc>
+          <w:tcPr>
+            <w:tcW w:type="dxa" w:w="2160"/>
+            <w:shd w:val="clear" w:color="auto" w:fill="DCE6F1"/>
+          </w:tcPr>
+          <w:p>
+            <w:r>
+              <w:rPr>
+                <w:b/>
+                <w:color w:val="1F3864"/>
+                <w:sz w:val="20"/>
+              </w:rPr>
+              <w:t>Traces-to</w:t>
+            </w:r>
+          </w:p>
+        </w:tc>
+        <w:tc>
+          <w:tcPr>
+            <w:tcW w:type="dxa" w:w="2160"/>
+            <w:shd w:val="clear" w:color="auto" w:fill="DCE6F1"/>
+          </w:tcPr>
+          <w:p>
+            <w:r>
+              <w:rPr>
+                <w:b/>
+                <w:color w:val="1F3864"/>
+                <w:sz w:val="20"/>
+              </w:rPr>
+              <w:t>Type</w:t>
+            </w:r>
+          </w:p>
+        </w:tc>
+        <w:tc>
+          <w:tcPr>
+            <w:tcW w:type="dxa" w:w="2160"/>
+            <w:shd w:val="clear" w:color="auto" w:fill="DCE6F1"/>
+          </w:tcPr>
+          <w:p>
+            <w:r>
+              <w:rPr>
+                <w:b/>
+                <w:color w:val="1F3864"/>
+                <w:sz w:val="20"/>
+              </w:rPr>
+              <w:t>Title</w:t>
+            </w:r>
+          </w:p>
+        </w:tc>
+      </w:tr>
+      <w:tr>
+        <w:tc>
+          <w:tcPr>
+            <w:tcW w:type="dxa" w:w="2160"/>
+          </w:tcPr>
+          <w:p>
+            <w:r>
+              <w:rPr>
+                <w:sz w:val="18"/>
+              </w:rPr>
               <w:t>TC-G03-136</w:t>
             </w:r>
           </w:p>
@@ -21467,6 +24114,60 @@
               <w:rPr>
                 <w:sz w:val="18"/>
               </w:rPr>
+              <w:t>v3.2 field-reconciliation (E32–E40 config masters, adjustments, revocation, lock, geofence/IP, hourly leave)</w:t>
+            </w:r>
+          </w:p>
+        </w:tc>
+        <w:tc>
+          <w:tcPr>
+            <w:tcW w:type="dxa" w:w="2880"/>
+          </w:tcPr>
+          <w:p>
+            <w:r>
+              <w:rPr>
+                <w:sz w:val="18"/>
+              </w:rPr>
+              <w:t xml:space="preserve">BRD </w:t>
+            </w:r>
+            <w:r>
+              <w:rPr>
+                <w:rFonts w:ascii="Consolas" w:hAnsi="Consolas"/>
+                <w:sz w:val="18"/>
+              </w:rPr>
+              <w:t>## Amendments (v3.1 → v3.2)</w:t>
+            </w:r>
+            <w:r>
+              <w:rPr>
+                <w:sz w:val="18"/>
+              </w:rPr>
+              <w:t>; data model §13b/13c; OpenAPI v3.2 paths</w:t>
+            </w:r>
+          </w:p>
+        </w:tc>
+        <w:tc>
+          <w:tcPr>
+            <w:tcW w:type="dxa" w:w="2880"/>
+          </w:tcPr>
+          <w:p>
+            <w:r>
+              <w:rPr>
+                <w:sz w:val="18"/>
+              </w:rPr>
+              <w:t>TC-G03-144..157</w:t>
+            </w:r>
+          </w:p>
+        </w:tc>
+      </w:tr>
+      <w:tr>
+        <w:tc>
+          <w:tcPr>
+            <w:tcW w:type="dxa" w:w="2880"/>
+          </w:tcPr>
+          <w:p>
+            <w:r>
+              <w:rPr>
+                <w:sz w:val="18"/>
+              </w:rPr>
               <w:t>Cross-cutting (E2E/contract/authz/multi-tenant/ledger)</w:t>
             </w:r>
           </w:p>
@@ -21912,7 +24613,175 @@
               <w:rPr>
                 <w:sz w:val="18"/>
               </w:rPr>
-              <w:t>TC-G03-006, 037, 059, 078, 094, 104, 116, 120, 127, 141, 142</w:t>
+              <w:t>TC-G03-006, 037, 059, 078, 094, 104, 116, 120, 127, 141, 142, 147, 149</w:t>
+            </w:r>
+          </w:p>
+        </w:tc>
+      </w:tr>
+      <w:tr>
+        <w:tc>
+          <w:tcPr>
+            <w:tcW w:type="dxa" w:w="4320"/>
+          </w:tcPr>
+          <w:p>
+            <w:r>
+              <w:rPr>
+                <w:sz w:val="18"/>
+              </w:rPr>
+              <w:t>v3.2 config masters (leave/attendance reason, geofence, IP network)</w:t>
+            </w:r>
+          </w:p>
+        </w:tc>
+        <w:tc>
+          <w:tcPr>
+            <w:tcW w:type="dxa" w:w="4320"/>
+          </w:tcPr>
+          <w:p>
+            <w:r>
+              <w:rPr>
+                <w:sz w:val="18"/>
+              </w:rPr>
+              <w:t>TC-G03-144, 145, 146, 147, 154, 155</w:t>
+            </w:r>
+          </w:p>
+        </w:tc>
+      </w:tr>
+      <w:tr>
+        <w:tc>
+          <w:tcPr>
+            <w:tcW w:type="dxa" w:w="4320"/>
+          </w:tcPr>
+          <w:p>
+            <w:r>
+              <w:rPr>
+                <w:sz w:val="18"/>
+              </w:rPr>
+              <w:t>v3.2 balance adjustment (request + approve, SoD, ledger)</w:t>
+            </w:r>
+          </w:p>
+        </w:tc>
+        <w:tc>
+          <w:tcPr>
+            <w:tcW w:type="dxa" w:w="4320"/>
+          </w:tcPr>
+          <w:p>
+            <w:r>
+              <w:rPr>
+                <w:sz w:val="18"/>
+              </w:rPr>
+              <w:t>TC-G03-148, 149</w:t>
+            </w:r>
+          </w:p>
+        </w:tc>
+      </w:tr>
+      <w:tr>
+        <w:tc>
+          <w:tcPr>
+            <w:tcW w:type="dxa" w:w="4320"/>
+          </w:tcPr>
+          <w:p>
+            <w:r>
+              <w:rPr>
+                <w:sz w:val="18"/>
+              </w:rPr>
+              <w:t>v3.2 post-approval leave revocation</w:t>
+            </w:r>
+          </w:p>
+        </w:tc>
+        <w:tc>
+          <w:tcPr>
+            <w:tcW w:type="dxa" w:w="4320"/>
+          </w:tcPr>
+          <w:p>
+            <w:r>
+              <w:rPr>
+                <w:sz w:val="18"/>
+              </w:rPr>
+              <w:t>TC-G03-150, 151</w:t>
+            </w:r>
+          </w:p>
+        </w:tc>
+      </w:tr>
+      <w:tr>
+        <w:tc>
+          <w:tcPr>
+            <w:tcW w:type="dxa" w:w="4320"/>
+          </w:tcPr>
+          <w:p>
+            <w:r>
+              <w:rPr>
+                <w:sz w:val="18"/>
+              </w:rPr>
+              <w:t>v3.2 monthly attendance lock + locked-period edit block</w:t>
+            </w:r>
+          </w:p>
+        </w:tc>
+        <w:tc>
+          <w:tcPr>
+            <w:tcW w:type="dxa" w:w="4320"/>
+          </w:tcPr>
+          <w:p>
+            <w:r>
+              <w:rPr>
+                <w:sz w:val="18"/>
+              </w:rPr>
+              <w:t>TC-G03-152, 153</w:t>
+            </w:r>
+          </w:p>
+        </w:tc>
+      </w:tr>
+      <w:tr>
+        <w:tc>
+          <w:tcPr>
+            <w:tcW w:type="dxa" w:w="4320"/>
+          </w:tcPr>
+          <w:p>
+            <w:r>
+              <w:rPr>
+                <w:sz w:val="18"/>
+              </w:rPr>
+              <w:t>v3.2 geofence / IP-restricted punch</w:t>
+            </w:r>
+          </w:p>
+        </w:tc>
+        <w:tc>
+          <w:tcPr>
+            <w:tcW w:type="dxa" w:w="4320"/>
+          </w:tcPr>
+          <w:p>
+            <w:r>
+              <w:rPr>
+                <w:sz w:val="18"/>
+              </w:rPr>
+              <w:t>TC-G03-154, 155</w:t>
+            </w:r>
+          </w:p>
+        </w:tc>
+      </w:tr>
+      <w:tr>
+        <w:tc>
+          <w:tcPr>
+            <w:tcW w:type="dxa" w:w="4320"/>
+          </w:tcPr>
+          <w:p>
+            <w:r>
+              <w:rPr>
+                <w:sz w:val="18"/>
+              </w:rPr>
+              <w:t>v3.2 hourly-leave application</w:t>
+            </w:r>
+          </w:p>
+        </w:tc>
+        <w:tc>
+          <w:tcPr>
+            <w:tcW w:type="dxa" w:w="4320"/>
+          </w:tcPr>
+          <w:p>
+            <w:r>
+              <w:rPr>
+                <w:sz w:val="18"/>
+              </w:rPr>
+              <w:t>TC-G03-156, 157</w:t>
             </w:r>
           </w:p>
         </w:tc>
@@ -21993,7 +24862,10 @@
         <w:rPr>
           <w:b/>
         </w:rPr>
-        <w:t>Total test cases: 143</w:t>
+        <w:t>Total test cases: 157</w:t>
+      </w:r>
+      <w:r>
+        <w:t xml:space="preserve"> (143 base + 14 v3.2 field-reconciliation additions, TC-G03-144..157)</w:t>
       </w:r>
     </w:p>
     <w:p>
@@ -22456,13 +25328,32 @@
         <w:t>primary</w:t>
       </w:r>
       <w:r>
-        <w:t xml:space="preserve"> declared Type. Primary-type totals: Functional 27, Negative 34, Data-Integrity 20, State-Transition 18, Boundary 13, Authorization 11, API-Contract 5, Concurrency 2, E2E-Flow 3 = </w:t>
-      </w:r>
+        <w:t xml:space="preserve"> declared Type. Base primary-type totals: Functional 27, Negative 34, Data-Integrity 20, State-Transition 18, Boundary 13, Authorization 11, API-Contract 5, Concurrency 2, E2E-Flow 3.</w:t>
+      </w:r>
+    </w:p>
+    <w:p>
+      <w:pPr>
+        <w:pStyle w:val="IntenseQuote"/>
+      </w:pPr>
+    </w:p>
+    <w:p>
+      <w:pPr>
+        <w:pStyle w:val="IntenseQuote"/>
+      </w:pPr>
       <w:r>
         <w:rPr>
           <w:b/>
         </w:rPr>
-        <w:t>143</w:t>
+        <w:t>v3.2 additions (TC-G03-144..157, +14):</w:t>
+      </w:r>
+      <w:r>
+        <w:t xml:space="preserve"> Functional +4 (144, 146, 154, 156), Negative +5 (145, 151, 153, 155, 157), Authorization +2 (147, 149), Data-Integrity +1 (148), State-Transition +2 (150, 152) → new primary-type totals: Functional 31, Negative 39, Data-Integrity 21, State-Transition 20, Boundary 13, Authorization 13, API-Contract 5, Concurrency 2, E2E-Flow 3 = </w:t>
+      </w:r>
+      <w:r>
+        <w:rPr>
+          <w:b/>
+        </w:rPr>
+        <w:t>157</w:t>
       </w:r>
       <w:r>
         <w:t>.</w:t>
@@ -22566,7 +25457,7 @@
               <w:rPr>
                 <w:sz w:val="18"/>
               </w:rPr>
-              <w:t>58</w:t>
+              <w:t>64</w:t>
             </w:r>
           </w:p>
         </w:tc>
@@ -22579,7 +25470,7 @@
               <w:rPr>
                 <w:sz w:val="18"/>
               </w:rPr>
-              <w:t>Money/ledger/concurrency/statutory/SoD/E2E paths — must pass to ship</w:t>
+              <w:t>Money/ledger/concurrency/statutory/SoD/E2E paths — must pass to ship (+6 v3.2: 148, 149, 150, 152, 153, 155)</w:t>
             </w:r>
           </w:p>
         </w:tc>
@@ -22607,7 +25498,7 @@
               <w:rPr>
                 <w:sz w:val="18"/>
               </w:rPr>
-              <w:t>63</w:t>
+              <w:t>70</w:t>
             </w:r>
           </w:p>
         </w:tc>
@@ -22620,7 +25511,7 @@
               <w:rPr>
                 <w:sz w:val="18"/>
               </w:rPr>
-              <w:t>Core functional + integrity + authorization</w:t>
+              <w:t>Core functional + integrity + authorization (+7 v3.2: 144, 146, 147, 151, 154, 156, 157)</w:t>
             </w:r>
           </w:p>
         </w:tc>
@@ -22648,7 +25539,7 @@
               <w:rPr>
                 <w:sz w:val="18"/>
               </w:rPr>
-              <w:t>22</w:t>
+              <w:t>23</w:t>
             </w:r>
           </w:p>
         </w:tc>
@@ -22661,7 +25552,7 @@
               <w:rPr>
                 <w:sz w:val="18"/>
               </w:rPr>
-              <w:t>Secondary flows, UI-adjacent, caps/edge advisories</w:t>
+              <w:t>Secondary flows, UI-adjacent, caps/edge advisories (+1 v3.2: 145)</w:t>
             </w:r>
           </w:p>
         </w:tc>
@@ -22700,6 +25591,107 @@
       </w:r>
       <w:r>
         <w:t>) are exercised.</w:t>
+      </w:r>
+    </w:p>
+    <w:p>
+      <w:r>
+        <w:rPr>
+          <w:b/>
+        </w:rPr>
+        <w:t>v3.2 field-reconciliation delta covered (TC-G03-144..157).</w:t>
+      </w:r>
+      <w:r>
+        <w:t xml:space="preserve"> The nine new entities (E32–E40: </w:t>
+      </w:r>
+      <w:r>
+        <w:rPr>
+          <w:rFonts w:ascii="Consolas" w:hAnsi="Consolas"/>
+          <w:sz w:val="20"/>
+        </w:rPr>
+        <w:t>attendance_policies</w:t>
+      </w:r>
+      <w:r>
+        <w:t xml:space="preserve">, </w:t>
+      </w:r>
+      <w:r>
+        <w:rPr>
+          <w:rFonts w:ascii="Consolas" w:hAnsi="Consolas"/>
+          <w:sz w:val="20"/>
+        </w:rPr>
+        <w:t>overtime_policies</w:t>
+      </w:r>
+      <w:r>
+        <w:t xml:space="preserve">, </w:t>
+      </w:r>
+      <w:r>
+        <w:rPr>
+          <w:rFonts w:ascii="Consolas" w:hAnsi="Consolas"/>
+          <w:sz w:val="20"/>
+        </w:rPr>
+        <w:t>attendance_networks</w:t>
+      </w:r>
+      <w:r>
+        <w:t xml:space="preserve">, </w:t>
+      </w:r>
+      <w:r>
+        <w:rPr>
+          <w:rFonts w:ascii="Consolas" w:hAnsi="Consolas"/>
+          <w:sz w:val="20"/>
+        </w:rPr>
+        <w:t>geofences</w:t>
+      </w:r>
+      <w:r>
+        <w:t xml:space="preserve">, </w:t>
+      </w:r>
+      <w:r>
+        <w:rPr>
+          <w:rFonts w:ascii="Consolas" w:hAnsi="Consolas"/>
+          <w:sz w:val="20"/>
+        </w:rPr>
+        <w:t>leave_reasons</w:t>
+      </w:r>
+      <w:r>
+        <w:t xml:space="preserve">, </w:t>
+      </w:r>
+      <w:r>
+        <w:rPr>
+          <w:rFonts w:ascii="Consolas" w:hAnsi="Consolas"/>
+          <w:sz w:val="20"/>
+        </w:rPr>
+        <w:t>attendance_reasons</w:t>
+      </w:r>
+      <w:r>
+        <w:t xml:space="preserve">, </w:t>
+      </w:r>
+      <w:r>
+        <w:rPr>
+          <w:rFonts w:ascii="Consolas" w:hAnsi="Consolas"/>
+          <w:sz w:val="20"/>
+        </w:rPr>
+        <w:t>leave_balance_adjustments</w:t>
+      </w:r>
+      <w:r>
+        <w:t xml:space="preserve">, </w:t>
+      </w:r>
+      <w:r>
+        <w:rPr>
+          <w:rFonts w:ascii="Consolas" w:hAnsi="Consolas"/>
+          <w:sz w:val="20"/>
+        </w:rPr>
+        <w:t>leave_revocations</w:t>
+      </w:r>
+      <w:r>
+        <w:t xml:space="preserve">, </w:t>
+      </w:r>
+      <w:r>
+        <w:rPr>
+          <w:rFonts w:ascii="Consolas" w:hAnsi="Consolas"/>
+          <w:sz w:val="20"/>
+        </w:rPr>
+        <w:t>attendance_lock_periods</w:t>
+      </w:r>
+      <w:r>
+        <w:t>) and the promoted DATA columns (leave hourly/max, shift wfh/type, holiday category/recurrence, OT reason/holiday, leave application approver_note/hourly_minutes, device modality) are exercised via config-master CRUD, the balance-adjustment and leave-revocation P01 flows, the monthly attendance lock with locked-period edit blocking, geofence + IP-network punch governance, and hourly-leave application — each with happy path and key negative asserting exact reused error codes.</w:t>
       </w:r>
     </w:p>
     <w:sectPr>
